--- a/zaini_case_audit_output/outputs/word/documents/127_مصاريف مزرعة الشيخ أحمد زيني بالوادي (1).docx
+++ b/zaini_case_audit_output/outputs/word/documents/127_مصاريف مزرعة الشيخ أحمد زيني بالوادي (1).docx
@@ -78,7 +78,7 @@
           <w:b w:val="0"/>
           <w:i w:val="0"/>
         </w:rPr>
-        <w:t>" ةروكذملا ةرتفلل فيراصملاريتاوف ينيز ةماسأ دمحأ خيشلا نم دمعم ينيز دباع خيشلا ىلا ةعرزملا ريدم نم هجوم عرازملا فيراصم لكب ماع باطخ يلاملا ريدملا و بساحملا نم عقوم يبساحم ديق دنس دمتعم فرص دنس ةعرزملا ريدم نم عقوم 2010 وينوي رهش لالخ ينيز دمحأ خيشلا ةعرزم تافورصمب نايب",يداولاب ينيز دمحأ خيشلا ةعرزم," 254,33 ",قفرملاك نجاودلا ةعرزم ةطساوب 2010 وينوي رهش نع ةمطاف ىداو ةعرزم ىلع فرصنملا,نيدم راعشا,"2010 وينوي ينيز دمحأ خيشلا ةعرزم فيراصم",ةعرزملا فيراصم,17/07/2010,13/08/1431,2124,1431,9, " ةروكذملا ةرتفلل فيراصملاريتاوف ينيز ةماسأ دمحأ خيشلا نم دمعم ينيز دباع خيشلا ىلا ةعرزملا ريدم نم هجوم عرازملا فيراصم لكب ماع باطخ يلاملا ريدملا و بساحملا نم عقوم يبساحم ديق دنس دمتعم فرص دنس ةعرزملا ريدم نم عقوم 2010 ويام رهش لالخ ينيز دمحأ خيشلا ةعرزم تافورصمب نايب",يداولاب ينيز دمحأ خيشلا ةعرزم," 678,40 ",نجاودلا ةعرزم ةطساوب 2010 ويام رهش نع ةمطاف ىداو ةعرزم ىلع فرصنملا,نيدم راعشا,"2010 ويام ينيز دمحأ خيشلا ةعرزم فيراصم",ةعرزملا فيراصم,24/06/2010,17/07/1431,1886,1431,8, " ةروكذملا ةرتفلل فيراصملاريتاوف ينيز ةماسأ دمحأ خيشلا نم دمعم ينيز دباع خيشلا ىلا ةعرزملا ريدم نم هجوم عرازملا فيراصم لكب ماع باطخ يلاملا ريدملا و بساحملا نم عقوم يبساحم ديق دنس دمتعم فرص دنس ةعرزملا ريدم نم عقوم 2010 ليربأ رهش لالخ ينيز دمحأ خيشلا ةعرزم تافورصمب نايب",يداولاب ينيز دمحأ خيشلا ةعرزم," 091,33 ",نجاودلا ةعرزم ةطساوب 2010 ليربا رهش نع ىداولاب ىنيز دمحا خيشلا ةعرزم ىلع فرصنملا,نيدم راعشا,"2010 ليربا ينيز دمحأ خيشلا ةعرزم فيراصم",ةعرزملا فيراصم,13/5/2010,25/06/1431,1663,1431,7, " ةروكذملا ةرتفلل تافورصملاريتاوف ينيز ةماسأ دمحأ خيشلا نم دمعم ينيز دباع خيشلا ىلا ةعرزملا ريدم نم هجوم عرازملا فيراصم لكب ماع باطخ يلاملا ريدملا و بساحملا نم عقوم يبساحم ديق دنس دمتعم فرص دنس ةعرزملا ريدم نم عقوم 2010 سرام رهش لالخ ينيز دمحأ خيشلا ةعرزم تافورصمب نايب",يداولاب ينيز دمحأ خيشلا ةعرزم," 206,34 ",قفرملاك نجاودلا ةعرزم ةطساوب 2010 سرام رهش لالخ ىداولا ةعرزم ىلع فرصنملا,نيدم راعشا,"2010 سرام ينيز دمحأ خيشلا ةعرزم فيراصم",ةعرزملا فيراصم,2/5/2010,25/05/1431,1386,1431,6, "دمتعم فرص دنس هفورصملا غلابملا ليصافت حضوي ينيز دمحا خيشلا ةعرزم فرشم نم باطخ يلاملا ريدملاو بساحملا نم عقوم يبساحم ديق دنس",يداولاب ينيز دمحأ خيشلا ةعرزم," 030,28 ",قفرملا ديمعتلاك ىنيز ىلع/ديسلا ةطساوب ةعونتم فيراصم+ نالزغ 2 ددع ةميق,يدقن,نالزغ 2 ددع ءارش ةميق,ةعرزملا فيراصم,14/04/2010,25/05/1431,1375,1431,5, " ةروكذملا ةرتفلل تافورصملاريتاوف ينيز ةماسأ دمحأ خيشلا نم دمعم ينيز دباع خيشلا ىلا ةعرزملا ريدم نم هجوم عرازملا فيراصم لكب ماع باطخ يلاملا ريدملا و بساحملا نم عقوم يبساحم ديق دنس ةعرزملا ريدم نم عقوم 2010 ربمفون رهش لالخ ينيز دمحأ خيشلا ةعرزم تافورصمب نايب",يداولاب ينيز دمحأ خيشلا ةعرزم," 051,40 ",قفرملاك نجاودلا ةعرزم ةطساوب 2010رياربف رهش نع ىداولاب ىنيز دمحا ةعرزم ىلع فرصنملا,نيدم راعشا,"2010 رياربف ينيز دمحأ خيشلا ةعرزم فيراصم",ةعرزملا فيراصم,23/03/2010,29/04/1431,1221,1431,4, " ةروكذملا ةرتفلل تافورصملاريتاوف ينيز ةماسأ دمحأ خيشلا نم دمعم ينيز دباع خيشلا ىلا ةعرزملا ريدم نم هجوم عرازملا فيراصم لكب ماع باطخ يلاملا ريدملا و بساحملا نم عقوم يبساحم ديق دنس دمتعم فرص دنس ةعرزملا ريدم نم عقوم 2010 رياني رهش لالخ ينيز دمحأ خيشلا ةعرزم تافورصمب نايب",يداولاب ينيز دمحأ خيشلا ةعرزم," 867,22 ",قفرملاك نجاودلا ةعرزم ةطساوب 2010 رياني رهش نع ىداولا ةعرزم ىلع فرصنملا,نيدم راعشا,"2010 رياني ينيز دمحأ خيشلا ةعرزم فيراصم",ةعرزملا فيراصم,13/02/2010,18/04/1431,1070,1431,3, " ةروكذملا ةرتفلل تافورصملاريتاوف ينيز ةماسأ دمحأ خيشلا نم دمعم ينيز دباع خيشلا ىلا ةعرزملا ريدم نم هجوم عرازملا فيراصم لكب ماع باطخ يلاملا ريدملا و بساحملا نم عقوم يبساحم ديق دنس دمتعم فرص دنس ةعرزملا ريدم نم عقوم 2009 ربمسيد رهش لالخ ينيز دمحأ خيشلا ةعرزم تافورصمب نايب",يداولاب ينيز دمحأ خيشلا ةعرزم," 464,35 ",قفرملاك نجاودلا ةعرزم ةطساوب 2009ربمسيد رهش نع ةمطاف ىداوب ىنيز دمحا ةعرزم ىلع فرصنملا,نيدم راعشا,"2009 ربمسيد ينيز دمحأ خيشلا ةعرزم فيراصم",ةعرزملا فيراصم,17/01/2010,11/02/1431,406,1431,2, " ةروكذملا ةرتفلل تافورصملاريتاوف ينيز ةماسأ دمحأ خيشلا نم دمعم ينيز دباع خيشلا ىلا ةعرزملا ريدم نم هجوم عرازملا فيراصم لكب ماع باطخ يلاملا ريدملا و بساحملا نم عقوم يبساحم ديق دنس دمتعم فرص دنس ةعرزملا ريدم نم عقوم 2009 ربمفون رهش لالخ ينيز دمحأ خيشلا ةعرزم تافورصمب نايب",يداولاب ينيز دمحأ خيشلا ةعرزم," 835,43 ", قفرملاك نجاودلا ةعرزم ةطساوب 2009ربمفون رهش نع ىداولاب ىنيز دمحا ةعرزم ىلع فرصنملا,نيدم راعشا,"2009 ربمفون ينيز دمحأ خيشلا ةعرزم فيراصم",ةعرزملا فيراصم,16/02/2009,13/01/1431,136,1431,1, ةمعادلا تادنتسملا,ديفتسملا مسإ," (يدوعس لاير) غلبملا ",ةيلمعلا ةعيبط,"(نيدم راعشا / دقن / يكنب ليوحت / كيش) فرصلا دنتسم",ةيلمعلا فينصت,ةيلمعلا عون,ةعفدلا خيرات,ديقلا مقر,ةنسلا,لسلستلا, ,," 475,311 ",,,,,,,,,, ,, 9 ,,,,,,,,,, هرفوتم ريغ تادنتسم "ينيز ةماسأ خيشلا ىلا ةعرزملا ريدم نم ةهجوم ةعرزملا فيراصمب باطخ ريدملا و بساحملا نم عقوم يليصفت ةيموي دنس ةعرزملا ريدم نم عقوم 2015 وينوي رهش لالخ ينيز دمحأ خيشلا ةعرزم تافورصمب نايب",يداولاب ينيز دمحأ خيشلا ةعرزم," 704,117 ",2015 وينوي رهش نع نجاودلا ةعرزم ةطساوب ةيعارزلا ةماسا ةكرش ىلع فرصنملا,"نجاودلل ةمطاف يداو ةعرزم ةكرش نيدم راعشا"," 2015 وينوي ينيز دمحأ خيشلا ةعرزم فيراصم",ةعرزملا فيراصم,14/7/2015,29/7/2015,1118,1436,43, "ينيز ةماسأ خيشلا ىلا ةعرزملا ريدم نم ةهجوم ةعرزملا فيراصمب باطخ ريدملا و بساحملا نم عقوم يليصفت ةيموي دنس ةعرزملا ريدم نم عقوم 2015 ويام رهش لالخ ينيز دمحأ خيشلا ةعرزم تافورصمب نايب",يداولاب ينيز دمحأ خيشلا ةعرزم," 167,69 ",2015 ويام رهش نع نجاودلا ةعرزم ةطساوب ةيعارزلا ةماسا ةكرش ىلع فرصنملا,"نجاودلل ةمطاف يداو ةعرزم ةكرش نيدم راعشا"," 2015 ويام ينيز دمحأ خيشلا ةعرزم فيراصم",ةعرزملا فيراصم,9/6/2015,27/7/2015,1084,1436,42, "ينيز ةماسأ خيشلا ىلا ةعرزملا ريدم نم ةهجوم ةعرزملا فيراصمب باطخ ريدملا و بساحملا نم عقوم يليصفت ةيموي دنس ةعرزملا ريدم نم عقوم 2015 سرام رهش لالخ ينيز دمحأ خيشلا ةعرزم تافورصمب نايب",يداولاب ينيز دمحأ خيشلا ةعرزم," 197,80 ",2015 سرام رهش نع نجاودلا ةعرزم ةطساوب ةيعارزلا ةماسا ةكرش ىلع فرصنملا,"نجاودلل ةمطاف يداو ةعرزم ةكرش نيدم راعشا"," 2015 سرام ينيز دمحأ خيشلا ةعرزم فيراصم",ةعرزملا فيراصم,13/4/2015,3/6/2015,838,1436,41, "ينيز ةماسأ خيشلا ىلا ةعرزملا ريدم نم ةهجوم ةعرزملا فيراصمب باطخ ريدملا و بساحملا نم عقوم يليصفت ةيموي دنس ةعرزملا ريدم نم عقوم 2014 ربمسيد رهش لالخ ينيز دمحأ خيشلا ةعرزم تافورصمب نايب",يداولاب ينيز دمحأ خيشلا ةعرزم," 346,7</w:t>
+        <w:t>مصاريف المزرعة ,,,,,,,,,, 52 ,, ,,,,,,,,,," 2,718,334 ",, ,التسلسل,السنة,رقم القيد,تاريخ الدفعة,نوع العملية,تصنيف العملية,"مستند الصرف (شيك / تحويل بنكي / نقد / اشعار مدين)",طبيعة العملية," المبلغ (ريال سعودي) ",إسم المستفيد,المستندات الداعمة ,1,1431,136,13/01/1431,16/02/2009,مصاريف المزرعة,"مصاريف مزرعة الشيخ أحمد زيني نوفمبر 2009",اشعار مدين,المنصرف على مزرعة احمد زينى بالوادى عن شهر نوفمبر2009 بواسطة مزرعة الدواجن كالمرفق ," 43,835 ",مزرعة الشيخ أحمد زيني بالوادي,"بيان بمصروفات مزرعة الشيخ أحمد زيني خلال شهر نوفمبر 2009 موقع من مدير المزرعة سند صرف معتمد سند قيد محاسبي موقع من المحاسب و المدير المالي خطاب عام بكل مصاريف المزارع موجه من مدير المزرعة الى الشيخ عابد زيني معمد من الشيخ أحمد أسامة زيني فواتيرالمصروفات للفترة المذكورة " ,2,1431,406,11/02/1431,17/01/2010,مصاريف المزرعة,"مصاريف مزرعة الشيخ أحمد زيني ديسمبر 2009",اشعار مدين,المنصرف على مزرعة احمد زينى بوادى فاطمة عن شهر ديسمبر2009 بواسطة مزرعة الدواجن كالمرفق," 35,464 ",مزرعة الشيخ أحمد زيني بالوادي,"بيان بمصروفات مزرعة الشيخ أحمد زيني خلال شهر ديسمبر 2009 موقع من مدير المزرعة سند صرف معتمد سند قيد محاسبي موقع من المحاسب و المدير المالي خطاب عام بكل مصاريف المزارع موجه من مدير المزرعة الى الشيخ عابد زيني معمد من الشيخ أحمد أسامة زيني فواتيرالمصروفات للفترة المذكورة " ,3,1431,1070,18/04/1431,13/02/2010,مصاريف المزرعة,"مصاريف مزرعة الشيخ أحمد زيني يناير 2010",اشعار مدين,المنصرف على مزرعة الوادى عن شهر يناير 2010 بواسطة مزرعة الدواجن كالمرفق," 22,867 ",مزرعة الشيخ أحمد زيني بالوادي,"بيان بمصروفات مزرعة الشيخ أحمد زيني خلال شهر يناير 2010 موقع من مدير المزرعة سند صرف معتمد سند قيد محاسبي موقع من المحاسب و المدير المالي خطاب عام بكل مصاريف المزارع موجه من مدير المزرعة الى الشيخ عابد زيني معمد من الشيخ أحمد أسامة زيني فواتيرالمصروفات للفترة المذكورة " ,4,1431,1221,29/04/1431,23/03/2010,مصاريف المزرعة,"مصاريف مزرعة الشيخ أحمد زيني فبراير 2010",اشعار مدين,المنصرف على مزرعة احمد زينى بالوادى عن شهر فبراير2010 بواسطة مزرعة الدواجن كالمرفق," 40,051 ",مزرعة الشيخ أحمد زيني بالوادي,"بيان بمصروفات مزرعة الشيخ أحمد زيني خلال شهر نوفمبر 2010 موقع من مدير المزرعة سند قيد محاسبي موقع من المحاسب و المدير المالي خطاب عام بكل مصاريف المزارع موجه من مدير المزرعة الى الشيخ عابد زيني معمد من الشيخ أحمد أسامة زيني فواتيرالمصروفات للفترة المذكورة " ,5,1431,1375,25/05/1431,14/04/2010,مصاريف المزرعة,قيمة شراء عدد 2 غزلان,نقدي,قيمة عدد 2 غزلان +مصاريف متنوعة بواسطة السيد/على زينى كالتعميد المرفق," 28,030 ",مزرعة الشيخ أحمد زيني بالوادي,"سند قيد محاسبي موقع من المحاسب والمدير المالي خطاب من مشرف مزرعة الشيخ احمد زيني يوضح تفاصيل المبالغ المصروفه سند صرف معتمد" ,6,1431,1386,25/05/1431,2/5/2010,مصاريف المزرعة,"مصاريف مزرعة الشيخ أحمد زيني مارس 2010",اشعار مدين,المنصرف على مزرعة الوادى خلال شهر مارس 2010 بواسطة مزرعة الدواجن كالمرفق," 34,206 ",مزرعة الشيخ أحمد زيني بالوادي,"بيان بمصروفات مزرعة الشيخ أحمد زيني خلال شهر مارس 2010 موقع من مدير المزرعة سند صرف معتمد سند قيد محاسبي موقع من المحاسب و المدير المالي خطاب عام بكل مصاريف المزارع موجه من مدير المزرعة الى الشيخ عابد زيني معمد من الشيخ أحمد أسامة زيني فواتيرالمصروفات للفترة المذكورة " ,7,1431,1663,25/06/1431,13/5/2010,مصاريف المزرعة,"مصاريف مزرعة الشيخ أحمد زيني ابريل 2010",اشعار مدين,المنصرف على مزرعة الشيخ احمد زينى بالوادى عن شهر ابريل 2010 بواسطة مزرعة الدواجن," 33,091 ",مزرعة الشيخ أحمد زيني بالوادي,"بيان بمصروفات مزرعة الشيخ أحمد زيني خلال شهر أبريل 2010 موقع من مدير المزرعة سند صرف معتمد سند قيد محاسبي موقع من المحاسب و المدير المالي خطاب عام بكل مصاريف المزارع موجه من مدير المزرعة الى الشيخ عابد زيني معمد من الشيخ أحمد أسامة زيني فواتيرالمصاريف للفترة المذكورة " ,8,1431,1886,17/07/1431,24/06/2010,مصاريف المزرعة,"مصاريف مزرعة الشيخ أحمد زيني مايو 2010",اشعار مدين,المنصرف على مزرعة وادى فاطمة عن شهر مايو 2010 بواسطة مزرعة الدواجن," 40,678 ",مزرعة الشيخ أحمد زيني بالوادي,"بيان بمصروفات مزرعة الشيخ أحمد زيني خلال شهر مايو 2010 موقع من مدير المزرعة سند صرف معتمد سند قيد محاسبي موقع من المحاسب و المدير المالي خطاب عام بكل مصاريف المزارع موجه من مدير المزرعة الى الشيخ عابد زيني معمد من الشيخ أحمد أسامة زيني فواتيرالمصاريف للفترة المذكورة " ,9,1431,2124,13/08/1431,17/07/2010,مصاريف المزرعة,"مصاريف مزرعة الشيخ أحمد زيني يونيو 2010",اشعار مدين,المنصرف على مزرعة وادى فاطمة عن شهر يونيو 2010 بواسطة مزرعة الدواجن كالمرفق," 33,254 ",مزرعة الشيخ أحمد زيني بالوادي,"بيان بمصروفات مزرعة الشيخ أحمد زيني خلال شهر يونيو 2010 موقع من مدير المزرعة سند صرف معتمد سند قيد محاسبي موقع من المحاسب و المدير المالي خطاب عام بكل مصاريف المزارع موجه من مدير المزرعة الى الشيخ عابد زيني معمد من الشيخ أحمد أسامة زيني فواتيرالمصاريف للفترة المذكورة " ,10,1431,2771,05/11/1431 ,17/08/2010,مصاريف المزرعة,"مصاريف مزرعة الشيخ أحمد زيني يوليو 2010",اشعار مدين,المنصرف على مزرعة احمد زينى بالوادي عن شهر يوليو 2010 بواسطة مزرعة الدواجن كالمرفق," 101,947 ",مزرعة الشيخ أحمد زيني بالوادي,"بيان بمصروفات مزرعة الشيخ أحمد زيني خلال شهر يوليو 2010 موقع من مدير المزرعة سند صرف معتمد سند قيد محاسبي موقع من المحاسب و المدير المالي خطاب عام بكل مصاريف المزارع موجه من مدير المزرعة الى الشيخ عابد زيني " ,11,1431,2772,05/11/1431 ,15/09/2010,مصاريف المزرعة,"مصاريف مزرعة الشيخ أحمد زيني أغسطس 2010",اشعار مدين,المنصرف على مزرعة احمد زينى بالوادي عن شهر اغسطس 2010 بواسطة مزرعة الدواجن كالمرفق," 27,429 ",مزرعة الشيخ أحمد زيني بالوادي,"بيان بمصروفات مزرعة الشيخ أحمد زيني خلال شهر أغسطس 2010 موقع من مدير المزرعة سند صرف معتمد سند قيد محاسبي موقع من المحاسب و المدير المالي خطاب عام بكل مصاريف المزارع موجه من مدير المزرعة الى الشيخ عابد زيني فواتيرالمصروفات للفترة المذكورة " ,12,1431,2838,16/11/1431 ,14/10/2010,مصاريف المزرعة,"مصاريف مزرعة الشيخ أحمد زيني سبتمبر 2010",اشعار مدين,المنصرف على مزرعة احمد زينى بالوادي عن شهر سبتمبر2010 بواسطة مزرعة الدواجن كالمرفق," 37,826 ",مزرعة الشيخ أحمد زيني بالوادي,"بيان بمصروفات مزرعة الشيخ أحمد زيني خلال شهر سبتمبر 2010 موقع من مدير المزرعة سند صرف معتمد سند قيد محاسبي موقع من المحاسب و المدير المالي خطاب عام بكل مصاريف المزارع موجه من مدير المزرعة الى الشيخ عابد زيني فواتيرالمصروفات للفترة المذكورة " ,13,1431,3216,29/12/1431 ,21/11/2010,مصاريف المزرعة,"مصاريف مزرعة الشيخ أحمد زيني أكتوبر 2010",اشعار مدين,المنصرف على مزرعة احمد</w:t>
       </w:r>
     </w:p>
     <w:p>
@@ -91,7 +91,7 @@
           <w:b w:val="0"/>
           <w:i w:val="0"/>
         </w:rPr>
-        <w:t xml:space="preserve">6 ",2014 ربمسيد رهش نع نجاودلا ةعرزم ةطساوب ةيعارزلا ةماسا ةكرش ىلع فرصنملا,"نجاودلل ةمطاف يداو ةعرزم ةكرش نيدم راعشا","2014 ربمسيد ينيز دمحأ خيشلا ةعرزم فيراصم",ةعرزملا فيراصم,14/01/2015,11/3/2015,384,1436,40, "ينيز ةماسأ خيشلا ىلا ةعرزملا ريدم نم ةهجوم عرازملا فيراصم لكب ماع باطخ ماعلا ريدملا و يلاملا ريدملا و بساحملا نم عقوم يبساحم ديق دنس ةعرزملا ريدم نم عقوم 2014 سرام رهش لالخ ينيز دمحأ خيشلا ةعرزم تافورصمب نايب",يداولاب ينيز دمحأ خيشلا ةعرزم," 064,77 ",2014 سرام رهش نع ةيناويجلاو ةيعارزلا ةماسا ةكرش ىلع فرصنملا,"نجاودلل ةمطاف يداو ةعرزم ةكرش نيدم راعشا","2014 سرام ينيز دمحأ خيشلا ةعرزم فيراصم",ةعرزملا فيراصم,13/4/2014,4/5/2014,1136,1435,39, "ينيز ةماسأ خيشلا ىلا ةعرزملا ريدم نم ةهجوم عرازملا فيراصم لكب ماع باطخ ماعلا ريدملا و يلاملا ريدملا و بساحملا نم عقوم يبساحم ديق دنس ةعرزملا ريدم نم عقوم 2014 رياربف رهش لالخ ينيز دمحأ خيشلا ةعرزم تافورصمب نايب",يداولاب ينيز دمحأ خيشلا ةعرزم," 377,86 ",2014رياربف رهش نع ةيناويحلاو ةيعارزلا ةماسا ةكرش ىلع فرصنملا,"نجاودلل ةمطاف يداو ةعرزم ةكرش نيدم راعشا","2014 رياربف ينيز دمحأ خيشلا ةعرزم فيراصم",ةعرزملا فيراصم,12/3/2014,7/4/2014,957,1435,38, "ينيز ةماسأ خيشلا ىلا ةعرزملا ريدم نم ةهجوم عرازملا فيراصم لكب ماع باطخ ماعلا ريدملا و يلاملا ريدملا و بساحملا نم عقوم يبساحم ديق دنس ةعرزملا ريدم نم عقوم 2014 رياني رهش لالخ ينيز دمحأ خيشلا ةعرزم تافورصمب نايب",يداولاب ينيز دمحأ خيشلا ةعرزم," 967,74 ",2014 رياني رهش نع ةيناويحلاو ةيعارزلا ىنيز ةماسا ةكرش ىلع فرصنملا,"نجاودلل ةمطاف يداو ةعرزم ةكرش نيدم راعشا","2014 رياني ينيز دمحأ خيشلا ةعرزم فيراصم",ةعرزملا فيراصم,10/2/2014,7/4/2014,955,1435,37, "ينيز ةماسأ خيشلا ىلا ةعرزملا ريدم نم ةهجوم عرازملا فيراصم لكب ماع باطخ ماعلا ريدملا و يلاملا ريدملا و بساحملا نم عقوم يبساحم ديق دنس ةعرزملا ريدم نم عقوم 2013 ربمسيد رهش لالخ ينيز دمحأ خيشلا ةعرزم تافورصمب نايب",يداولاب ينيز دمحأ خيشلا ةعرزم," 663,63 ",2013 ربمسيد رهش نع ةيناويحلاو ةيعارزلا ىنيز ةماسا ةكرش ىلع فرصنملا,"نجاودلل ةمطاف يداو ةعرزم ةكرش نيدم راعشا","2013 ربمسيد ينيز دمحأ خيشلا ةعرزم فيراصم",ةعرزملا فيراصم,12/1/2014,6/3/2014,752,1435,36, "ينيز ةماسأ خيشلا ىلا ةعرزملا ريدم نم ةهجوم عرازملا فيراصم لكب ماع باطخ ماعلا ريدملا و يلاملا ريدملا و بساحملا نم عقوم يبساحم ديق دنس ةعرزملا ريدم نم عقوم 2013 ربوتكا رهش لالخ ينيز دمحأ خيشلا ةعرزم تافورصمب نايب",يداولاب ينيز دمحأ خيشلا ةعرزم," 232,55 ",2013ربوتكا رهش نع ةيناويحلاو ةيعارزلا ةماسا ةكرش ىلع فرصنملا,"نجاودلل ةمطاف يداو ةعرزم ةكرش نيدم راعشا","2013 ربوتكأ ينيز دمحأ خيشلا ةعرزم فيراصم",ةعرزملا فيراصم,9/11/2013,5/02/1435,182,1435,35, "ينيز ةماسأ خيشلا ىلا ةعرزملا ريدم نم ةهجوم عرازملا فيراصم لكب ماع باطخ يلاملا ريدملا و بساحملا نم عقوم يبساحم ديق دنس ةعرزملا ريدم نم عقوم 2013 ويلوي رهش لالخ ينيز دمحأ خيشلا ةعرزم تافورصمب نايب",يداولاب ينيز دمحأ خيشلا ةعرزم," 995,71 ", 2013ويلوي رهش نع مانغالا عورشمو ىداولاب ىنيز دمحا / خيشلا ةعرزم ىلع فرصنملا,"نجاودلل ةمطاف يداو ةعرزم ةكرش نيدم راعشا","2013 ويلوي ينيز دمحأ خيشلا ةعرزم فيراصم",ةعرزملا فيراصم,15/8/2013,12/10/1434,1817,1434,34, "ينيز ةماسأ خيشلا ىلا ةعرزملا ريدم نم ةهجوم عرازملا فيراصم لكب ماع باطخ يلاملا ريدملا و بساحملا نم عقوم يبساحم ديق دنس ةعرزملا ريدم نم عقوم 2013 ويام رهش لالخ ينيز دمحأ خيشلا ةعرزم تافورصمب نايب",يداولاب ينيز دمحأ خيشلا ةعرزم," 981,72 ", 2013ويام رهش نع ىداولاب ىنيز دمحا / خيشلا ةعرزم ىلع فرصنملا,"نجاودلل ةمطاف يداو ةعرزم ةكرش نيدم راعشا","2013 ويام ينيز دمحأ خيشلا ةعرزم فيراصم",ةعرزملا فيراصم,6/6/2013,15/08/1434,1402,1434,33, "ينيز ةماسأ دمحأ خيشلا نم دمعم ينيز دباع خيشلا ىلا ةعرزملا ريدم نم ةهجوم عرازملا فيراصم لكب ماع باطخ يلاملا ريدملا و بساحملا نم عقوم يبساحم ديق دنس ةعرزملا ريدم نم عقوم 2013 سرام رهش لالخ ينيز دمحأ خيشلا ةعرزم تافورصمب نايب",يداولاب ينيز دمحأ خيشلا ةعرزم," 603,78 ", 2013سرام رهش نع ىداولاب ىنيز دمحا / خيشلا ةعرزم ىلع فرصنملا,"نجاودلل ةمطاف يداو ةعرزم ةكرش نيدم راعشا","2013 سرام ينيز دمحأ خيشلا ةعرزم فيراصم",ةعرزملا فيراصم,10/4/2013,10/06/1434,990,1434,32, "ينيز ةماسأ خيشلا ىلا ةعرزملا ريدم نم ةهجوم عرازملا فيراصم لكب ماع باطخ يلاملا ريدملا و بساحملا نم عقوم يبساحم ديق دنس ةعرزملا ريدم نم عقوم 2012 رياربف رهش لالخ ينيز دمحأ خيشلا ةعرزم تافورصمب نايب",يداولاب ينيز دمحأ خيشلا ةعرزم," 144,52 ", 2013 رياربف رهش نع ىداولاب ىنيز دمحا / خيشلا ةعرزم ىلع فرصنملا,"نجاودلل ةمطاف يداو ةعرزم ةكرش نيدم راعشا","2013 رياربف ينيز دمحأ خيشلا ةعرزم فيراصم",ةعرزملا فيراصم,10/3/2013,12/05/1434,806,1434,31, "ةروكذملا ةرتفلا لالخ تافورصملا ريتاوف ينيز ةماسأ خيشلا ىلا ةعرزملا ريدم نم ةهجوم عرازملا فيراصم لكب ماع باطخ يدقن فرص رمأ يلاملا ريدملا و بساحملا نم عقوم يبساحم ديق دنس ةعرزملا ريدم نم عقوم 2012 ربمسيد رهش لالخ ينيز دمحأ خيشلا ةعرزم تافورصمب نايب",يداولاب ينيز دمحأ خيشلا ةعرزم," 933,28 ",2013 رياني رهش نع ىداولاب ىنيز دمحا / خيشلا ةعرزم ىلع فرصنملا,"نجاودلل ةمطاف يداو ةعرزم ةكرش نيدم راعشا","2013 رياني ينيز دمحأ خيشلا ةعرزم فيراصم",ةعرزملا فيراصم,12/2/2013,15/04/1434,663,1434,30, "ةروكذملا ةرتفلا لالخ تافورصملا ريتاوف ينيز ةماسأ خيشلا ىلا ةعرزملا ريدم نم ةهجوم عرازملا فيراصم لكب ماع باطخ يدقن فرص رمأ يلاملا ريدملا و بساحملا نم عقوم يبساحم ديق دنس ةعرزملا ريدم نم عقوم 2012 ربمفون رهش لالخ ينيز دمحأ خيشلا ةعرزم تافورصمب نايب",يداولاب ينيز دمحأ خيشلا ةعرزم," 162,29 ",2012 ربمسيد رهش نع ىداولاب ىنيز دمحا / خيشلا ةعرزم ىلع فرصنملا,"نجاودلل ةمطاف يداو ةعرزم ةكرش نيدم راعشا","2012 ربمسيد ينيز دمحأ خيشلا ةعرزم فيراصم",ةعرزملا فيراصم,8/1/2013,04/03/1434,388,1434,29, "ةروكذملا ةرتفلا لالخ تافورصملا ريتاوف ينيز ةماسأ خيشلا ىلا ةعرزملا ريدم نم ةهجوم عرازملا فيراصم لكب ماع باطخ يلاملا ريدملا و بساحملا نم عقوم يبساحم ديق دنس دمتعم فرص دنس ةعرزملا ريدم نم عقوم 2012 ربوتكأ رهش لالخ ينيز دمحأ خيشلا ةعرزم تافورصمب نايب",يداولاب ينيز دمحأ خيشلا ةعرزم," 995,53 ",2012 ربمفون رهش نع ىداولاب ىنيز دمحا / خيشلا ةعرزم ىلع فرصنملا,"نجاودلل ةمطاف يداو ةعرزم ةكرش نيدم راعشا","2012 ربمفون ينيز دمحأ خيشلا ةعرزم فيراصم",ةعرزملا فيراصم,10/12/2012,22/02/1434,284,1434,28, "هالعأ ةروكذملا تافورصملاب ريتاوف ينيز ةماسأ دمحأ خيشلا نم دمعم ينيز ةماسا خيشلا ىلا ةعرزملا ريدم نم هجوم اليفلاو ةعرزملا فيراصم عفد بلطب باطخ يلاملا ريدملا و بساحملا نم عقوم يبساحم ديق دنس دمتعم فرص دنس ةعرزملا ريدم نم عقوم 2012 ربمتبس رهش لالخ ينيز دمحأ خيشلا ةعرزم تافورصمب نايب",يداولاب ينيز دمحأ </w:t>
+        <w:t xml:space="preserve"> زينى بالوادي عن شهر اكتوبر2010 بواسطة مزرعة الدواجن كالمرفق," 36,689 ",مزرعة الشيخ أحمد زيني بالوادي,"بيان بمصروفات مزرعة الشيخ أحمد زيني خلال شهر أكتوبر 2010 موقع من مدير المزرعة سند صرف معتمد سند قيد محاسبي موقع من المحاسب و المدير المالي خطاب عام بكل مصاريف المزارع موجه من مدير المزرعة الى الشيخ عابد زيني فواتيرالمصروفات للفترة المذكورة " ,14,1432,84,20/01/1432 ,19/12/2010,مصاريف المزرعة,"مصاريف مزرعة الشيخ أحمد زيني نوفمبر 2010",اشعار مدين,المنصرف على مزرعة الشيخ أحمد زيني بالوادى عن شهر نوفمبر2010 بواسطة مزرعة الدواجن كالمرفق," 33,645 ",مزرعة الشيخ أحمد زيني بالوادي,"سند قيد محاسبي موقع من المحاسب والمدير المالي خطاب عام بكل مصاريف المزارع موجهة من مدير المزرعة الى الشيخ عابد زيني معمد من الشيخ أسامة زيني سند صرف معتمد بيان بمصاريف المزرعة لشهر نوفمبر 2010 موقع من مدير المزرعة فواتير المصروفات للفترة المذكورة أعلاه" ,15,1432,446,13/03/1432 ,16/1/2011,مصاريف المزرعة,"مصاريف مزرعة الشيخ أحمد زيني ديسمبر 2010",اشعار مدين,المنصرف على مزرعة الشيخ أحمد زيني بالوادى عن ديسمبر2011 بواسطة مزرعة الدواجن كالمرفق," 39,711 ",مزرعة الشيخ أحمد زيني بالوادي,"سند قيد موقع من المحاسب والمدير المالي خطاب عام بكل مصاريف المزارع موجهة من مدير المزرعة الى الشيخ عابد زيني معمد من الشيخ أسامة زيني سند صرف معتمد بيان بمصاريف المزرعة لشهر ديسمبر 2010 موقع من مدير المزرعة فواتير المصروفات للفترة المذكورة أعلاه" ,16,1432,470,19/03/1432 ,12/2/2011,مصاريف المزرعة,"مصاريف مزرعة الشيخ أحمد زيني يناير 2011",اشعار مدين,المنصرف على مزرعة الشيخ أحمد زيني بالوادى عن يناير2011 بواسطة مزرعة الدواجن كالمرفق," 37,957 ",مزرعة الشيخ أحمد زيني بالوادي,"سند قيد موقع من المحاسب والمدير المالي خطاب عام بكل مصاريف المزارع موجهة من مدير المزرعة الى الشيخ عابد زيني معمد من الشيخ أسامة زيني سند صرف معتمد بيان بمصاريف المزرعة لشهر يناير 2011 موقع من مدير المزرعة فواتير المصروفات للفترة المذكورة أعلاه" ,17,1432,639,15/04/1432 ,10/3/2011,مصاريف المزرعة,"مصاريف مزرعة الشيخ أحمد زيني فبراير 2011",اشعار مدين,المنصرف على مزرعة الشيخ أحمد زيني بالوادى بواسطة مزرعة الدواجن عن شهر فبراير2011 ," 36,008 ",مزرعة الشيخ أحمد زيني بالوادي,"سند قيد موقع من المحاسب والمدير المالي خطاب عام بكل مصاريف المزارع موجهة من مدير المزرعة الى الشيخ عابد زيني معمد من الشيخ أسامة زيني سند صرف معتمد بيان بمصاريف المزرعة لشهر فبراير 2011 موقع من مدير المزرعة" ,18,1432,851,20/05/1432 ,11/4/2011,مصاريف المزرعة,"مصاريف مزرعة الشيخ أحمد زيني مارس 2011",اشعار مدين,المنصرف على مزرعة الشيخ أحمد زيني بالوادى بواسطة مزرعة الدواجن عن شهر مارس 2011," 40,077 ",مزرعة الشيخ أحمد زيني بالوادي,"سند قيد موقع من المحاسب والمدير المالي خطاب عام بكل مصاريف المزارع موجهة من مدير المزرعة الى الشيخ عابد زيني معمد من الشيخ أسامة زيني سند صرف معتمد بيان بمصاريف المزرعة لشهر فبراير 2011 موقع من مدير المزرعة فواتير المصروفات للفترة المذكورة أعلاه" ,19,1432,1031,19/06/1432 ,10/5/2011,مصاريف المزرعة,"مصاريف مزرعة الشيخ أحمد زيني أبريل 2011",اشعار مدين,المنصرف على مزرعة الشيخ أحمد زيني بالوادى بواسطة مزرعة الدواجن عن شهر ابريل2011 ," 31,563 ",مزرعة الشيخ أحمد زيني بالوادي,"سند قيد موقع من المحاسب والمدير المالي خطاب عام بكل مصاريف المزارع موجهة من مدير المزرعة الى الشيخ عابد زيني معمد من الشيخ أسامة زيني سند صرف معتمد بيان بمصاريف المزرعة لشهر ابريل 2011 موقع من مدير المزرعة فواتير المصروفات للفترة المذكورة أعلاه" ,20,1432,1217,20/07/1432 ,11/6/2011,مصاريف المزرعة,"مصاريف مزرعة الشيخ أحمد زيني مايو 2011",اشعار مدين,المنصرف على مزرعة الشيخ أحمد زيني بالوادى بواسطة مزرعة الدواجن عن شهر مايو2011 ," 83,633 ",مزرعة الشيخ أحمد زيني بالوادي,"سند قيد موقع من المحاسب والمدير المالي خطاب عام بكل مصاريف المزارع موجهة من مدير المزرعة الى الشيخ عابد زيني معمد من الشيخ أسامة زيني سند صرف معتمد بيان بمصاريف المزرعة لشهر مايو 2011 موقع من مدير المزرعة فواتير المصروفات للفترة المذكورة أعلاه" ,21,1432,1404,22/08/1432 ,12/7/2011,مصاريف المزرعة,"مصاريف مزرعة الشيخ أحمد زيني يونيو 2011",اشعار مدين,المنصرف على مزرعة الشيخ أحمد زيني بالوادى بواسطة مزرعة الدواجن عن شهر يونيو2011 ," 38,925 ",مزرعة الشيخ أحمد زيني بالوادي,"سند قيد موقع من المحاسب والمدير المالي خطاب عام بكل مصاريف المزارع موجهة من مدير المزرعة الى الشيخ عابد زيني معمد من الشيخ أسامة زيني سند صرف معتمد بيان بمصاريف المزرعة لشهر يونيه 2011 فواتير المصروفات للفترة المذكورة أعلاه" ,22,1432,1709,14/10/1432 ,15/08/2011,مصاريف المزرعة,"مصاريف مزرعة الشيخ أحمد زيني يوليو 2011",اشعار مدين,المنصرف على مزرعة الشيخ أحمد زيني بالوادى بواسطة مزرعة الدواجن عن شهر يوليو2011 ," 47,760 ",مزرعة الشيخ أحمد زيني بالوادي,"سند قيد موقع من المحاسب والمدير المالي خطاب عام بكل مصاريف المزارع موجهة من مدير المزرعة الى الشيخ عابد زيني معمد من الشيخ أسامة زيني سند صرف معتمد بيان بمصاريف المزرعة لشهر يوليو 2011 موقع من مدير المزرعة فواتير المصروفات للفترة المذكورة أعلاه" ,23,1432,1818,01/11/1432 ,12/9/2011,مصاريف المزرعة,"مصاريف مزرعة الشيخ أحمد زيني أغسطس 2011",اشعار مدين,المنصرف على مزرعة الشيخ أحمد زيني بالوادى بواسطة مزرعة الدواجن عن شهر اغسطس 2011 ," 46,215 ",مزرعة الشيخ أحمد زيني بالوادي,"سند قيد موقع من المحاسب والمدير المالي خطاب عام بكل مصاريف المزارع موجهة من مدير المزرعة الى الشيخ عابد زيني معمد من الشيخ أسامة زيني سند صرف معتمد بيان بمصاريف المزرعة لشهر يوليو 2011 موقع من مدير المزرعة فواتير المصروفات للفترة المذكورة أعلاه" ,24,1432,1989,22/11/1432 ,12/10/2011,مصاريف المزرعة,"مصاريف مزرعة الشيخ أحمد زيني سبتمبر 2011",اشعار مدين,المنصرف على مزرعة الشيخ أحمد زيني بالوادى بواسطة مزرعة الدواجن خلال شهر سبتمبر 2011 ," 56,623 ",مزرعة الشيخ أحمد زيني بالوادي,"سند قيد موقع من المحاسب والمدير المالي خطاب عام بكل مصاريف المزارع موجهة من مدير المزرعة الى الشيخ عابد زيني معمد من الشيخ أسامة زيني سند صرف معتمد بيان بمصاريف المزرعة لشهر سبتمبر2011 فواتير المصروفات للفترة المذكورة أعلاه" ,25,1432,2231,27/12/1432 ,16/11/2011,مصاريف المزرعة,"مصاريف مزرعة الشيخ أحمد زيني أكتوبر2011",اشعار مدين,المنصرف على مزرعة الشيخ أحمد زيني بالوادى بواسطة مزرعة الدواجن عن شهر 2011/10," 51,864 ",مزرعة الشيخ أحمد زيني بالوادي,"سند قيد موقع من المحاسب والمدير المالي خطاب عام بكل مصاريف المزارع موجهة من مدير المزرعة الى الشيخ عابد زيني معمد من الشيخ أسامة زيني سند صرف معتمد بيان بمصاريف المزرعة لشهر اكتوبر 2011 موقع من مدير المزرعة فواتير المصروفات للفترة المذكورة أعلاه" ,26,1433,216,07/02/1433 ,14/12/20</w:t>
       </w:r>
     </w:p>
     <w:p>
@@ -104,7 +104,7 @@
           <w:b w:val="0"/>
           <w:i w:val="0"/>
         </w:rPr>
-        <w:t>خيشلا ةعرزم," 854,52 ",(2012ربمتبس رهش نع يداولاب ىنيز دمحا ةعرزم ىلع فرصنملا) ديقلا بسح,"نجاودلل ةمطاف يداو ةعرزم ةكرش نيدم راعشا","2012 ربمتبس ينيز دمحأ خيشلا ةعرزم فيراصم",ةعرزملا فيراصم,9/10/2012, 21/12/1433,2310,1433,27, "هالعأ ةروكذملا تافورصملاب ريتاوف ينيز ةماسأ دمحأ خيشلا نم دمعم ينيز ةماسا خيشلا ىلا ةعرزملا ريدم نم هجوم اليفلاو ةعرزملا فيراصم عفد بلطب باطخ يلاملا ريدملا و بساحملا نم عقوم يبساحم ديق دنس دمتعم فرص دنس ةعرزملا ريدم نم عقوم 2012 سطسغأ رهش لالخ ينيز دمحأ خيشلا ةعرزم تافورصمب نايب",يداولاب ينيز دمحأ خيشلا ةعرزم," 833,42 ",( 2012 سطسغا رهش نع يداولاب ىنيز دمحا ةعرزم ىلع فرصنملا) ديقلا بسح,"نجاودلل ةمطاف يداو ةعرزم ةكرش نيدم راعشا","2012 سطسغأ ينيز دمحأ خيشلا ةعرزم فيراصم",ةعرزملا فيراصم,11/9/2012, 29/11/1433,2177,1433,26, "هالعأ ةروكذملا تافورصملاب ريتاوف ينيز ةماسأ دمحأ خيشلا نم دمعم ينيز ةماسا خيشلا ىلا ةعرزملا ريدم نم هجوم اليفلاو ةعرزملا فيراصم عفد بلطب باطخ يلاملا ريدملا و بساحملا نم عقوم يبساحم ديق دنس دمتعم فرص دنس ةعرزملا ريدم نم عقوم 2012 ويلوي رهش لالخ ينيز دمحأ خيشلا ةعرزم تافورصمب نايب",يداولاب ينيز دمحأ خيشلا ةعرزم," 601,87 ",(2012ويلوي رهش نع يداولاب ىنيز دمحا ةعرزم ىلع فرصنملا) ديقلا بسح,"نجاودلل ةمطاف يداو ةعرزم ةكرش نيدم راعشا","2012 ويلوي ينيز دمحأ خيشلا ةعرزم فيراصم",ةعرزملا فيراصم,11/8/2012, 19/10/1433,1909,1433,25, "هالعأ ةروكذملا تافورصملاب ريتاوف ينيز ةماسأ دمحأ خيشلا نم دمعم ينيز ةماسا خيشلا ىلا ةعرزملا ريدم نم هجوم اليفلاو ةعرزملا فيراصم عفد بلطب باطخ يلاملا ريدملا و بساحملا نم عقوم يبساحم ديق دنس دمتعم فرص دنس ةعرزملا ريدم نم عقوم 2012 وينوي رهش لالخ ينيز دمحأ خيشلا ةعرزم تافورصمب نايب",يداولاب ينيز دمحأ خيشلا ةعرزم," 199,43 ",(2012وينوي رهش نع يداولاب ىنيز دمحا ةعرزم ىلع فرصنملا) ديقلا بسح,"نجاودلل ةمطاف يداو ةعرزم ةكرش نيدم راعشا","2012 وينوي ينيز دمحأ خيشلا ةعرزم فيراصم",ةعرزملا فيراصم,11/7/2012, 07/09/1433,1651,1433,24, "ينيز ةماسأ دمحأ خيشلا نم دمعم ينيز ةماسا خيشلا ىلا ةعرزملا ريدم نم هجوم اليفلاو ةعرزملا فيراصم عفد بلطب باطخ يلاملا ريدملا و بساحملا نم عقوم يبساحم ديق دنس دمتعم فرص دنس ةعرزملا ريدم نم عقوم 2012 ويام رهش لالخ ينيز دمحأ خيشلا ةعرزم تافورصمب نايب",يداولاب ينيز دمحأ خيشلا ةعرزم," 754,31 ",(2012ويام رهش نع نجاودلا ىةعرزم ةطساوب يداولا ةعرزم ىلع فرصنملا) ديقلا بسح,"نجاودلل ةمطاف يداو ةعرزم ةكرش نيدم راعشا","2012 ويام ينيز دمحأ خيشلا ةعرزم فيراصم",ةعرزملا فيراصم,9/6/2012, 06/08/1433,1446,1433,23, "ينيز ةماسأ دمحأ خيشلا نم دمعم ينيز ةماسا خيشلا ىلا ةعرزملا ريدم نم هجوم اليفلاو ةعرزملا فيراصم عفد بلطب باطخ يلاملا ريدملا و بساحملا نم عقوم يبساحم ديق دنس دمتعم فرص دنس ةعرزملا ريدم نم عقوم 2012 ليربأ رهش لالخ ينيز دمحأ خيشلا ةعرزم تافورصمب نايب",يداولاب ينيز دمحأ خيشلا ةعرزم," 289,96 ",(2012 ليربا رهش نع نجاودلا ةعرزم ةطساوب يداولاب ىنيز دمحا0ش ةعرزم ىلع فرصنملا) ديقلا بسح,"نجاودلل ةمطاف يداو ةعرزم ةكرش نيدم راعشا","2012 ليربأ ينيز دمحأ خيشلا ةعرزم فيراصم",ةعرزملا فيراصم,8/5/2012, 07/07/1433,1238,1433,22, "هالعأ ةروكذملا تافورصملاب ريتاوف ينيز ةماسأ دمحأ خيشلا نم دمعم ينيز ةماسا خيشلا ىلا ةعرزملا ريدم نم هجوم اليفلاو ةعرزملا فيراصم عفد بلطب باطخ يلاملا ريدملا و بساحملا نم عقوم يبساحم ديق دنس دمتعم فرص دنس ةعرزملا ريدم نم عقوم 2012 سرام رهش لالخ ينيز دمحأ خيشلا ةعرزم تافورصمب نايب",يداولاب ينيز دمحأ خيشلا ةعرزم," 954,52 ",(قفرملا ديمعتلاك 2012 سرام رهش نع نجاودلا ةعرزم ةطساوب يداولا ةعرزم ىلع فرصنملا) ديقلا بسح,"نجاودلل ةمطاف يداو ةعرزم ةكرش نيدم راعشا","2012 سرام ينيز دمحأ خيشلا ةعرزم فيراصم",ةعرزملا فيراصم,7/4/2012, 19/05/1433,918,1433,21, "هالعأ ةروكذملا تافورصملاب ريتاوف ينيز ةماسأ دمحأ خيشلا نم دمعم ينيز ةماسا خيشلا ىلا ةعرزملا ريدم نم هجوم اليفلاو ةعرزملا فيراصم عفد بلطب باطخ يلاملا ريدملا و بساحملا نم عقوم يبساحم ديق دنس دمتعم فرص دنس ةعرزملا ريدم نم عقوم 2012 رياربف رهش لالخ ينيز دمحأ خيشلا ةعرزم تافورصمب نايب",يداولاب ينيز دمحأ خيشلا ةعرزم," 639,55 ",(نجاودلا ةعرزم ةطساوب 2012رياربف رهش نع يداولاب ىنيز دمحا ةعرزم ىلع فرصنملا) ديقلا بسح,"نجاودلل ةمطاف يداو ةعرزم ةكرش نيدم راعشا","2012 رياربف ينيز دمحأ خيشلا ةعرزم فيراصم",ةعرزملا فيراصم,13/03/2012, 27/04/1433,729,1433,20, "هالعأ ةروكذملا تافورصملاب ريتاوف ينيز ةماسأ دمحأ خيشلا نم دمعم ينيز ةماسا خيشلا ىلا ةعرزملا ريدم نم هجوم اليفلاو ةعرزملا فيراصم عفد بلطب باطخ يلاملا ريدملا و بساحملا نم عقوم يبساحم ديق دنس دمتعم فرص دنس ةعرزملا ريدم نم عقوم 2012 رياني رهش لالخ ينيز دمحأ خيشلا ةعرزم تافورصمب نايب",يداولاب ينيز دمحأ خيشلا ةعرزم," 961,30 ",( 2012 رياني رهش نع يداولاب ىنيز دمحا ةعرزم ىلع فرصنملا) ديقلا بسح,"نجاودلل ةمطاف يداو ةعرزم ةكرش نيدم راعشا","2012 رياني ينيز دمحأ خيشلا ةعرزم فيراصم",ةعرزملا فيراصم,13/02/2012, 28/03/1433,523,1433,19, "هالعأ ةروكذملا تافورصملاب ريتاوف ينيز ةماسأ دمحأ خيشلا نم دمعم ينيز ةماسا خيشلا ىلا ةعرزملا ريدم نم هجوم اليفلاو ةعرزملا فيراصم عفد بلطب باطخ يلاملا ريدملا و بساحملا نم عقوم يبساحم ديق دنس دمتعم فرص دنس ةعرزملا ريدم نم عقوم 2011 ربمسيد رهش لالخ ينيز دمحأ خيشلا ةعرزم تافورصمب نايب",يداولاب ينيز دمحأ خيشلا ةعرزم," 431,46 ",(2012 ربمسيد رهش نع يداولاب ىنيز دمحا ةعرزم ىلع فرصنملا) ديقلا بسح,"نجاودلل ةمطاف يداو ةعرزم ةكرش نيدم راعشا","2011 ربمسيد ينيز دمحأ خيشلا ةعرزم فيراصم",ةعرزملا فيراصم,14/01/2012, 07/03/1433,419,1433,18, "هالعأ ةروكذملا تافورصملاب ريتاوف ينيز ةماسأ دمحأ خيشلا نم دمعم ينيز ةماسا خيشلا ىلا ةعرزملا ريدم نم هجوم اليفلاو ةعرزملا فيراصم عفد بلطب باطخ يلاملا ريدملا و بساحملا نم عقوم يبساحم ديق دنس ةعرزملا ريدم نم عقوم 2011 ربمفون رهش لالخ ينيز دمحأ خيشلا ةعرزم تافورصمب نايب دمتعم فرص دنس",يداولاب ينيز دمحأ خيشلا ةعرزم," 943,29 ",( 2011ربمفون رهش نع يداولاب ىنيز دمحا ةعرزم ىلع فرصنملا) ديقلا بسح,"نجاودلل ةمطاف يداو ةعرزم ةكرش نيدم راعشا","2011 ربمفون ينيز دمحأ خيشلا ةعرزم فيراصم",ةعرزملا فيراصم,14/12/2011, 07/02/1433,216,1433,17, "هالعأ ةروكذملا ةرتفلل تافورصملا ريتاوف ةعرزملا ريدم نم عقوم 2011 ربوتكا رهشل ةعرزملا فيراصمب نايب دمتعم فرص دنس ينيز ةماسأ خيشلا نم دمعم ينيز دباع خيشلا ىلا ةعرزملا ريدم نم ةهجوم عرازملا فيراصم لكب ماع باطخ يلاملا ريدملاو بساحملا نم عقوم ديق دنس",يداولاب ينيز دمحأ خيشلا ةعرزم," 864,51 ",2011/10 رهش نع نجاودلا ةعرزم ةطساوب ىداولاب ينيز دمحأ خيشلا ةعرزم ىلع فرصنملا,"نجاودلل ةمطاف يداو ةعرزم ةكرش نيدم راعشا","2011ربوتكأ ينيز دمحأ خيشلا ةعرزم فيراصم",ةعرزملا فيراصم,16/11/2011, 27/12/1432,2231,1432,16, "هالعأ ة</w:t>
+        <w:t xml:space="preserve">11,مصاريف المزرعة,"مصاريف مزرعة الشيخ أحمد زيني نوفمبر 2011",اشعار مدين,حسب القيد (المنصرف على مزرعة احمد زينى بالوادي عن شهر نوفمبر2011 )," 29,943 ",مزرعة الشيخ أحمد زيني بالوادي,"سند صرف معتمد بيان بمصروفات مزرعة الشيخ أحمد زيني خلال شهر نوفمبر 2011 موقع من مدير المزرعة سند قيد محاسبي موقع من المحاسب و المدير المالي خطاب بطلب دفع مصاريف المزرعة والفيلا موجه من مدير المزرعة الى الشيخ اسامة زيني معمد من الشيخ أحمد أسامة زيني فواتير بالمصروفات المذكورة أعلاه" ,27,1433,419,07/03/1433 ,14/01/2012,مصاريف المزرعة,"مصاريف مزرعة الشيخ أحمد زيني ديسمبر 2011",اشعار مدين,حسب القيد (المنصرف على مزرعة احمد زينى بالوادي عن شهر ديسمبر 2012)," 46,431 ",مزرعة الشيخ أحمد زيني بالوادي,"بيان بمصروفات مزرعة الشيخ أحمد زيني خلال شهر ديسمبر 2011 موقع من مدير المزرعة سند صرف معتمد سند قيد محاسبي موقع من المحاسب و المدير المالي خطاب بطلب دفع مصاريف المزرعة والفيلا موجه من مدير المزرعة الى الشيخ اسامة زيني معمد من الشيخ أحمد أسامة زيني فواتير بالمصروفات المذكورة أعلاه" ,28,1433,523,28/03/1433 ,13/02/2012,مصاريف المزرعة,"مصاريف مزرعة الشيخ أحمد زيني يناير 2012",اشعار مدين,حسب القيد (المنصرف على مزرعة احمد زينى بالوادي عن شهر يناير 2012 )," 30,961 ",مزرعة الشيخ أحمد زيني بالوادي,"بيان بمصروفات مزرعة الشيخ أحمد زيني خلال شهر يناير 2012 موقع من مدير المزرعة سند صرف معتمد سند قيد محاسبي موقع من المحاسب و المدير المالي خطاب بطلب دفع مصاريف المزرعة والفيلا موجه من مدير المزرعة الى الشيخ اسامة زيني معمد من الشيخ أحمد أسامة زيني فواتير بالمصروفات المذكورة أعلاه" ,29,1433,729,27/04/1433 ,13/03/2012,مصاريف المزرعة,"مصاريف مزرعة الشيخ أحمد زيني فبراير 2012",اشعار مدين,حسب القيد (المنصرف على مزرعة احمد زينى بالوادي عن شهر فبراير2012 بواسطة مزرعة الدواجن)," 55,639 ",مزرعة الشيخ أحمد زيني بالوادي,"بيان بمصروفات مزرعة الشيخ أحمد زيني خلال شهر فبراير 2012 موقع من مدير المزرعة سند صرف معتمد سند قيد محاسبي موقع من المحاسب و المدير المالي خطاب بطلب دفع مصاريف المزرعة والفيلا موجه من مدير المزرعة الى الشيخ اسامة زيني معمد من الشيخ أحمد أسامة زيني فواتير بالمصروفات المذكورة أعلاه" ,30,1433,918,19/05/1433 ,7/4/2012,مصاريف المزرعة,"مصاريف مزرعة الشيخ أحمد زيني مارس 2012",اشعار مدين,حسب القيد (المنصرف على مزرعة الوادي بواسطة مزرعة الدواجن عن شهر مارس 2012 كالتعميد المرفق)," 52,954 ",مزرعة الشيخ أحمد زيني بالوادي,"بيان بمصروفات مزرعة الشيخ أحمد زيني خلال شهر مارس 2012 موقع من مدير المزرعة سند صرف معتمد سند قيد محاسبي موقع من المحاسب و المدير المالي خطاب بطلب دفع مصاريف المزرعة والفيلا موجه من مدير المزرعة الى الشيخ اسامة زيني معمد من الشيخ أحمد أسامة زيني فواتير بالمصروفات المذكورة أعلاه" ,31,1433,1238,07/07/1433 ,8/5/2012,مصاريف المزرعة,"مصاريف مزرعة الشيخ أحمد زيني أبريل 2012",اشعار مدين,حسب القيد (المنصرف على مزرعة ش0احمد زينى بالوادي بواسطة مزرعة الدواجن عن شهر ابريل 2012)," 96,289 ",مزرعة الشيخ أحمد زيني بالوادي,"بيان بمصروفات مزرعة الشيخ أحمد زيني خلال شهر أبريل 2012 موقع من مدير المزرعة سند صرف معتمد سند قيد محاسبي موقع من المحاسب و المدير المالي خطاب بطلب دفع مصاريف المزرعة والفيلا موجه من مدير المزرعة الى الشيخ اسامة زيني معمد من الشيخ أحمد أسامة زيني" ,32,1433,1446,06/08/1433 ,9/6/2012,مصاريف المزرعة,"مصاريف مزرعة الشيخ أحمد زيني مايو 2012",اشعار مدين,حسب القيد (المنصرف على مزرعة الوادي بواسطة مزرعةى الدواجن عن شهر مايو2012)," 31,754 ",مزرعة الشيخ أحمد زيني بالوادي,"بيان بمصروفات مزرعة الشيخ أحمد زيني خلال شهر مايو 2012 موقع من مدير المزرعة سند صرف معتمد سند قيد محاسبي موقع من المحاسب و المدير المالي خطاب بطلب دفع مصاريف المزرعة والفيلا موجه من مدير المزرعة الى الشيخ اسامة زيني معمد من الشيخ أحمد أسامة زيني" ,33,1433,1651,07/09/1433 ,11/7/2012,مصاريف المزرعة,"مصاريف مزرعة الشيخ أحمد زيني يونيو 2012",اشعار مدين,حسب القيد (المنصرف على مزرعة احمد زينى بالوادي عن شهر يونيو2012)," 43,199 ",مزرعة الشيخ أحمد زيني بالوادي,"بيان بمصروفات مزرعة الشيخ أحمد زيني خلال شهر يونيو 2012 موقع من مدير المزرعة سند صرف معتمد سند قيد محاسبي موقع من المحاسب و المدير المالي خطاب بطلب دفع مصاريف المزرعة والفيلا موجه من مدير المزرعة الى الشيخ اسامة زيني معمد من الشيخ أحمد أسامة زيني فواتير بالمصروفات المذكورة أعلاه" ,34,1433,1909,19/10/1433 ,11/8/2012,مصاريف المزرعة,"مصاريف مزرعة الشيخ أحمد زيني يوليو 2012",اشعار مدين,حسب القيد (المنصرف على مزرعة احمد زينى بالوادي عن شهر يوليو2012)," 87,601 ",مزرعة الشيخ أحمد زيني بالوادي,"بيان بمصروفات مزرعة الشيخ أحمد زيني خلال شهر يوليو 2012 موقع من مدير المزرعة سند صرف معتمد سند قيد محاسبي موقع من المحاسب و المدير المالي خطاب بطلب دفع مصاريف المزرعة والفيلا موجه من مدير المزرعة الى الشيخ اسامة زيني معمد من الشيخ أحمد أسامة زيني فواتير بالمصروفات المذكورة أعلاه" ,35,1433,2177,29/11/1433 ,11/9/2012,مصاريف المزرعة,"مصاريف مزرعة الشيخ أحمد زيني أغسطس 2012",اشعار مدين,حسب القيد (المنصرف على مزرعة احمد زينى بالوادي عن شهر اغسطس 2012 )," 42,833 ",مزرعة الشيخ أحمد زيني بالوادي,"بيان بمصروفات مزرعة الشيخ أحمد زيني خلال شهر أغسطس 2012 موقع من مدير المزرعة سند صرف معتمد سند قيد محاسبي موقع من المحاسب و المدير المالي خطاب بطلب دفع مصاريف المزرعة والفيلا موجه من مدير المزرعة الى الشيخ اسامة زيني معمد من الشيخ أحمد أسامة زيني فواتير بالمصروفات المذكورة أعلاه" ,36,1433,2310,21/12/1433 ,9/10/2012,مصاريف المزرعة,"مصاريف مزرعة الشيخ أحمد زيني سبتمبر 2012",اشعار مدين,حسب القيد (المنصرف على مزرعة احمد زينى بالوادي عن شهر سبتمبر2012)," 52,854 ",مزرعة الشيخ أحمد زيني بالوادي,"بيان بمصروفات مزرعة الشيخ أحمد زيني خلال شهر سبتمبر 2012 موقع من مدير المزرعة سند صرف معتمد سند قيد محاسبي موقع من المحاسب و المدير المالي خطاب بطلب دفع مصاريف المزرعة والفيلا موجه من مدير المزرعة الى الشيخ اسامة زيني معمد من الشيخ أحمد أسامة زيني فواتير بالمصروفات المذكورة أعلاه" ,37,1434,284,22/02/1434,10/12/2012,مصاريف المزرعة,"مصاريف مزرعة الشيخ أحمد زيني نوفمبر 2012",اشعار مدين,المنصرف على مزرعة الشيخ / احمد زينى بالوادى عن شهر نوفمبر 2012," 53,995 ",مزرعة الشيخ أحمد زيني بالوادي,"بيان بمصروفات مزرعة الشيخ أحمد زيني خلال شهر أكتوبر 2012 موقع من مدير المزرعة سند صرف معتمد سند قيد محاسبي موقع من المحاسب و المدير المالي خطاب عام بكل مصاريف المزارع موجهة من مدير المزرعة الى الشيخ أسامة زيني فواتير المصروفات خلال الفترة المذكورة" ,38,1434,388,04/03/1434,8/1/2013,مصاريف المزرعة,"مصاريف مزرعة الشيخ أحمد زيني ديسمبر 2012",اشعار مدين,المنصرف على مزرعة الشيخ / احمد زينى </w:t>
       </w:r>
     </w:p>
     <w:p>
@@ -117,7 +117,7 @@
           <w:b w:val="0"/>
           <w:i w:val="0"/>
         </w:rPr>
-        <w:t>روكذملا ةرتفلل تافورصملا ريتاوف 2011ربمتبس رهشل ةعرزملا فيراصمب نايب دمتعم فرص دنس ينيز ةماسأ خيشلا نم دمعم ينيز دباع خيشلا ىلا ةعرزملا ريدم نم ةهجوم عرازملا فيراصم لكب ماع باطخ يلاملا ريدملاو بساحملا نم عقوم ديق دنس",يداولاب ينيز دمحأ خيشلا ةعرزم," 623,56 ", 2011 ربمتبس رهش لالخ نجاودلا ةعرزم ةطساوب ىداولاب ينيز دمحأ خيشلا ةعرزم ىلع فرصنملا,"نجاودلل ةمطاف يداو ةعرزم ةكرش نيدم راعشا","2011 ربمتبس ينيز دمحأ خيشلا ةعرزم فيراصم",ةعرزملا فيراصم,12/10/2011, 22/11/1432,1989,1432,15, "هالعأ ةروكذملا ةرتفلل تافورصملا ريتاوف ةعرزملا ريدم نم عقوم 2011 ويلوي رهشل ةعرزملا فيراصمب نايب دمتعم فرص دنس ينيز ةماسأ خيشلا نم دمعم ينيز دباع خيشلا ىلا ةعرزملا ريدم نم ةهجوم عرازملا فيراصم لكب ماع باطخ يلاملا ريدملاو بساحملا نم عقوم ديق دنس",يداولاب ينيز دمحأ خيشلا ةعرزم," 215,46 ", 2011 سطسغا رهش نع نجاودلا ةعرزم ةطساوب ىداولاب ينيز دمحأ خيشلا ةعرزم ىلع فرصنملا,"نجاودلل ةمطاف يداو ةعرزم ةكرش نيدم راعشا","2011 سطسغأ ينيز دمحأ خيشلا ةعرزم فيراصم",ةعرزملا فيراصم,12/9/2011, 01/11/1432,1818,1432,14, "هالعأ ةروكذملا ةرتفلل تافورصملا ريتاوف ةعرزملا ريدم نم عقوم 2011 ويلوي رهشل ةعرزملا فيراصمب نايب دمتعم فرص دنس ينيز ةماسأ خيشلا نم دمعم ينيز دباع خيشلا ىلا ةعرزملا ريدم نم ةهجوم عرازملا فيراصم لكب ماع باطخ يلاملا ريدملاو بساحملا نم عقوم ديق دنس",يداولاب ينيز دمحأ خيشلا ةعرزم," 760,47 ", 2011ويلوي رهش نع نجاودلا ةعرزم ةطساوب ىداولاب ينيز دمحأ خيشلا ةعرزم ىلع فرصنملا,"نجاودلل ةمطاف يداو ةعرزم ةكرش نيدم راعشا","2011 ويلوي ينيز دمحأ خيشلا ةعرزم فيراصم",ةعرزملا فيراصم,15/08/2011, 14/10/1432,1709,1432,13, "هالعأ ةروكذملا ةرتفلل تافورصملا ريتاوف 2011 هينوي رهشل ةعرزملا فيراصمب نايب دمتعم فرص دنس ينيز ةماسأ خيشلا نم دمعم ينيز دباع خيشلا ىلا ةعرزملا ريدم نم ةهجوم عرازملا فيراصم لكب ماع باطخ يلاملا ريدملاو بساحملا نم عقوم ديق دنس",يداولاب ينيز دمحأ خيشلا ةعرزم," 925,38 ", 2011وينوي رهش نع نجاودلا ةعرزم ةطساوب ىداولاب ينيز دمحأ خيشلا ةعرزم ىلع فرصنملا,"نجاودلل ةمطاف يداو ةعرزم ةكرش نيدم راعشا","2011 وينوي ينيز دمحأ خيشلا ةعرزم فيراصم",ةعرزملا فيراصم,12/7/2011, 22/08/1432,1404,1432,12, "هالعأ ةروكذملا ةرتفلل تافورصملا ريتاوف ةعرزملا ريدم نم عقوم 2011 ويام رهشل ةعرزملا فيراصمب نايب دمتعم فرص دنس ينيز ةماسأ خيشلا نم دمعم ينيز دباع خيشلا ىلا ةعرزملا ريدم نم ةهجوم عرازملا فيراصم لكب ماع باطخ يلاملا ريدملاو بساحملا نم عقوم ديق دنس",يداولاب ينيز دمحأ خيشلا ةعرزم," 633,83 ", 2011ويام رهش نع نجاودلا ةعرزم ةطساوب ىداولاب ينيز دمحأ خيشلا ةعرزم ىلع فرصنملا,"نجاودلل ةمطاف يداو ةعرزم ةكرش نيدم راعشا","2011 ويام ينيز دمحأ خيشلا ةعرزم فيراصم",ةعرزملا فيراصم,11/6/2011, 20/07/1432,1217,1432,11, "هالعأ ةروكذملا ةرتفلل تافورصملا ريتاوف ةعرزملا ريدم نم عقوم 2011 ليربا رهشل ةعرزملا فيراصمب نايب دمتعم فرص دنس ينيز ةماسأ خيشلا نم دمعم ينيز دباع خيشلا ىلا ةعرزملا ريدم نم ةهجوم عرازملا فيراصم لكب ماع باطخ يلاملا ريدملاو بساحملا نم عقوم ديق دنس",يداولاب ينيز دمحأ خيشلا ةعرزم," 563,31 ", 2011ليربا رهش نع نجاودلا ةعرزم ةطساوب ىداولاب ينيز دمحأ خيشلا ةعرزم ىلع فرصنملا,"نجاودلل ةمطاف يداو ةعرزم ةكرش نيدم راعشا","2011 ليربأ ينيز دمحأ خيشلا ةعرزم فيراصم",ةعرزملا فيراصم,10/5/2011, 19/06/1432,1031,1432,10, "هالعأ ةروكذملا ةرتفلل تافورصملا ريتاوف ةعرزملا ريدم نم عقوم 2011 رياربف رهشل ةعرزملا فيراصمب نايب دمتعم فرص دنس ينيز ةماسأ خيشلا نم دمعم ينيز دباع خيشلا ىلا ةعرزملا ريدم نم ةهجوم عرازملا فيراصم لكب ماع باطخ يلاملا ريدملاو بساحملا نم عقوم ديق دنس",يداولاب ينيز دمحأ خيشلا ةعرزم," 077,40 ",2011 سرام رهش نع نجاودلا ةعرزم ةطساوب ىداولاب ينيز دمحأ خيشلا ةعرزم ىلع فرصنملا,"نجاودلل ةمطاف يداو ةعرزم ةكرش نيدم راعشا","2011 سرام ينيز دمحأ خيشلا ةعرزم فيراصم",ةعرزملا فيراصم,11/4/2011, 20/05/1432,851,1432,9, "ةعرزملا ريدم نم عقوم 2011 رياربف رهشل ةعرزملا فيراصمب نايب دمتعم فرص دنس ينيز ةماسأ خيشلا نم دمعم ينيز دباع خيشلا ىلا ةعرزملا ريدم نم ةهجوم عرازملا فيراصم لكب ماع باطخ يلاملا ريدملاو بساحملا نم عقوم ديق دنس",يداولاب ينيز دمحأ خيشلا ةعرزم," 008,36 ", 2011رياربف رهش نع نجاودلا ةعرزم ةطساوب ىداولاب ينيز دمحأ خيشلا ةعرزم ىلع فرصنملا,"نجاودلل ةمطاف يداو ةعرزم ةكرش نيدم راعشا","2011 رياربف ينيز دمحأ خيشلا ةعرزم فيراصم",ةعرزملا فيراصم,10/3/2011, 15/04/1432,639,1432,8, "هالعأ ةروكذملا ةرتفلل تافورصملا ريتاوف ةعرزملا ريدم نم عقوم 2011 رياني رهشل ةعرزملا فيراصمب نايب دمتعم فرص دنس ينيز ةماسأ خيشلا نم دمعم ينيز دباع خيشلا ىلا ةعرزملا ريدم نم ةهجوم عرازملا فيراصم لكب ماع باطخ يلاملا ريدملاو بساحملا نم عقوم ديق دنس",يداولاب ينيز دمحأ خيشلا ةعرزم," 957,37 ",قفرملاك نجاودلا ةعرزم ةطساوب 2011رياني نع ىداولاب ينيز دمحأ خيشلا ةعرزم ىلع فرصنملا,"نجاودلل ةمطاف يداو ةعرزم ةكرش نيدم راعشا","2011 رياني ينيز دمحأ خيشلا ةعرزم فيراصم",ةعرزملا فيراصم,12/2/2011, 19/03/1432,470,1432,7, "هالعأ ةروكذملا ةرتفلل تافورصملا ريتاوف ةعرزملا ريدم نم عقوم 2010 ربمسيد رهشل ةعرزملا فيراصمب نايب دمتعم فرص دنس ينيز ةماسأ خيشلا نم دمعم ينيز دباع خيشلا ىلا ةعرزملا ريدم نم ةهجوم عرازملا فيراصم لكب ماع باطخ يلاملا ريدملاو بساحملا نم عقوم ديق دنس",يداولاب ينيز دمحأ خيشلا ةعرزم," 711,39 ",قفرملاك نجاودلا ةعرزم ةطساوب 2011ربمسيد نع ىداولاب ينيز دمحأ خيشلا ةعرزم ىلع فرصنملا,"نجاودلل ةمطاف يداو ةعرزم ةكرش نيدم راعشا","2010 ربمسيد ينيز دمحأ خيشلا ةعرزم فيراصم",ةعرزملا فيراصم,16/1/2011, 13/03/1432,446,1432,6, "هالعأ ةروكذملا ةرتفلل تافورصملا ريتاوف ةعرزملا ريدم نم عقوم 2010 ربمفون رهشل ةعرزملا فيراصمب نايب دمتعم فرص دنس ينيز ةماسأ خيشلا نم دمعم ينيز دباع خيشلا ىلا ةعرزملا ريدم نم ةهجوم عرازملا فيراصم لكب ماع باطخ يلاملا ريدملاو بساحملا نم عقوم يبساحم ديق دنس",يداولاب ينيز دمحأ خيشلا ةعرزم," 645,33 ",قفرملاك نجاودلا ةعرزم ةطساوب 2010ربمفون رهش نع ىداولاب ينيز دمحأ خيشلا ةعرزم ىلع فرصنملا,"نجاودلل ةمطاف يداو ةعرزم ةكرش نيدم راعشا","2010 ربمفون ينيز دمحأ خيشلا ةعرزم فيراصم",ةعرزملا فيراصم,19/12/2010, 20/01/1432,84,1432,5, " ةروكذملا ةرتفلل تافورصملاريتاوف ينيز دباع خيشلا ىلا ةعرزملا ريدم نم هجوم عرازملا فيراصم لكب ماع باطخ يلاملا ريدملا و بساحملا نم عقوم يبساحم ديق دنس دمتعم فرص دنس ةعرزملا ريدم نم عقوم 2010 ربوتكأ رهش لالخ ينيز دمحأ خيشلا ةعرزم تافورصمب نايب",يداولاب ينيز دمحأ خيشلا ةعرزم," 689,36 ",قفرملاك نجاودلا ةعرزم ةطساوب 2010ربوتكا رهش نع يداولاب ىنيز دمحا ةعرزم ىلع فرصنملا,"نجاودلل ةمطاف يداو ةعرزم ةكرش نيدم راعشا","2010 ربوتكأ ينيز دمحأ خيشلا ةعرزم فيراصم",ةعرزملا فيراصم,21/11/2010, 29/12/1431,3216,1431,4, " ةروكذ</w:t>
+        <w:t>بالوادى عن شهر ديسمبر 2012," 29,162 ",مزرعة الشيخ أحمد زيني بالوادي,"بيان بمصروفات مزرعة الشيخ أحمد زيني خلال شهر نوفمبر 2012 موقع من مدير المزرعة سند قيد محاسبي موقع من المحاسب و المدير المالي أمر صرف نقدي خطاب عام بكل مصاريف المزارع موجهة من مدير المزرعة الى الشيخ أسامة زيني فواتير المصروفات خلال الفترة المذكورة" ,39,1434,663,15/04/1434,12/2/2013,مصاريف المزرعة,"مصاريف مزرعة الشيخ أحمد زيني يناير 2013",اشعار مدين,المنصرف على مزرعة الشيخ / احمد زينى بالوادى عن شهر يناير 2013," 28,933 ",مزرعة الشيخ أحمد زيني بالوادي,"بيان بمصروفات مزرعة الشيخ أحمد زيني خلال شهر ديسمبر 2012 موقع من مدير المزرعة سند قيد محاسبي موقع من المحاسب و المدير المالي أمر صرف نقدي خطاب عام بكل مصاريف المزارع موجهة من مدير المزرعة الى الشيخ أسامة زيني فواتير المصروفات خلال الفترة المذكورة" ,40,1434,806,12/05/1434,10/3/2013,مصاريف المزرعة,"مصاريف مزرعة الشيخ أحمد زيني فبراير 2013",اشعار مدين,المنصرف على مزرعة الشيخ / احمد زينى بالوادى عن شهر فبراير 2013 ," 52,144 ",مزرعة الشيخ أحمد زيني بالوادي,"بيان بمصروفات مزرعة الشيخ أحمد زيني خلال شهر فبراير 2012 موقع من مدير المزرعة سند قيد محاسبي موقع من المحاسب و المدير المالي خطاب عام بكل مصاريف المزارع موجهة من مدير المزرعة الى الشيخ أسامة زيني" ,41,1434,990,10/06/1434,10/4/2013,مصاريف المزرعة,"مصاريف مزرعة الشيخ أحمد زيني مارس 2013",اشعار مدين,المنصرف على مزرعة الشيخ / احمد زينى بالوادى عن شهر مارس2013 ," 78,603 ",مزرعة الشيخ أحمد زيني بالوادي,"بيان بمصروفات مزرعة الشيخ أحمد زيني خلال شهر مارس 2013 موقع من مدير المزرعة سند قيد محاسبي موقع من المحاسب و المدير المالي خطاب عام بكل مصاريف المزارع موجهة من مدير المزرعة الى الشيخ عابد زيني معمد من الشيخ أحمد أسامة زيني" ,42,1434,1402,15/08/1434,6/6/2013,مصاريف المزرعة,"مصاريف مزرعة الشيخ أحمد زيني مايو 2013",اشعار مدين,المنصرف على مزرعة الشيخ / احمد زينى بالوادى عن شهر مايو2013 ," 72,981 ",مزرعة الشيخ أحمد زيني بالوادي,"بيان بمصروفات مزرعة الشيخ أحمد زيني خلال شهر مايو 2013 موقع من مدير المزرعة سند قيد محاسبي موقع من المحاسب و المدير المالي خطاب عام بكل مصاريف المزارع موجهة من مدير المزرعة الى الشيخ أسامة زيني" ,43,1434,1817,12/10/1434,15/8/2013,مصاريف المزرعة,"مصاريف مزرعة الشيخ أحمد زيني يوليو 2013",اشعار مدين,المنصرف على مزرعة الشيخ / احمد زينى بالوادى ومشروع الاغنام عن شهر يوليو2013 ," 71,995 ",مزرعة الشيخ أحمد زيني بالوادي,"بيان بمصروفات مزرعة الشيخ أحمد زيني خلال شهر يوليو 2013 موقع من مدير المزرعة سند قيد محاسبي موقع من المحاسب و المدير المالي خطاب عام بكل مصاريف المزارع موجهة من مدير المزرعة الى الشيخ أسامة زيني" ,44,1435,182,5/02/1435,9/11/2013,مصاريف المزرعة,"مصاريف مزرعة الشيخ أحمد زيني أكتوبر 2013",اشعار مدين,المنصرف على شركة اسامة الزراعية والحيوانية عن شهر اكتوبر2013," 55,232 ",مزرعة الشيخ أحمد زيني بالوادي,"بيان بمصروفات مزرعة الشيخ أحمد زيني خلال شهر اكتوبر 2013 موقع من مدير المزرعة سند قيد محاسبي موقع من المحاسب و المدير المالي و المدير العام خطاب عام بكل مصاريف المزارع موجهة من مدير المزرعة الى الشيخ أسامة زيني" ,45,1435,752,6/3/2014,12/1/2014,مصاريف المزرعة,"مصاريف مزرعة الشيخ أحمد زيني ديسمبر 2013",اشعار مدين,المنصرف على شركة اسامة زينى الزراعية والحيوانية عن شهر ديسمبر 2013," 63,663 ",مزرعة الشيخ أحمد زيني بالوادي,"بيان بمصروفات مزرعة الشيخ أحمد زيني خلال شهر ديسمبر 2013 موقع من مدير المزرعة سند قيد محاسبي موقع من المحاسب و المدير المالي و المدير العام خطاب عام بكل مصاريف المزارع موجهة من مدير المزرعة الى الشيخ أسامة زيني" ,46,1435,955,7/4/2014,10/2/2014,مصاريف المزرعة,"مصاريف مزرعة الشيخ أحمد زيني يناير 2014",اشعار مدين,المنصرف على شركة اسامة زينى الزراعية والحيوانية عن شهر يناير 2014," 74,967 ",مزرعة الشيخ أحمد زيني بالوادي,"بيان بمصروفات مزرعة الشيخ أحمد زيني خلال شهر يناير 2014 موقع من مدير المزرعة سند قيد محاسبي موقع من المحاسب و المدير المالي و المدير العام خطاب عام بكل مصاريف المزارع موجهة من مدير المزرعة الى الشيخ أسامة زيني" ,47,1435,957,7/4/2014,12/3/2014,مصاريف المزرعة,"مصاريف مزرعة الشيخ أحمد زيني فبراير 2014",اشعار مدين,المنصرف على شركة اسامة الزراعية والحيوانية عن شهر فبراير2014," 86,377 ",مزرعة الشيخ أحمد زيني بالوادي,"بيان بمصروفات مزرعة الشيخ أحمد زيني خلال شهر فبراير 2014 موقع من مدير المزرعة سند قيد محاسبي موقع من المحاسب و المدير المالي و المدير العام خطاب عام بكل مصاريف المزارع موجهة من مدير المزرعة الى الشيخ أسامة زيني" ,48,1435,1136,4/5/2014,13/4/2014,مصاريف المزرعة,"مصاريف مزرعة الشيخ أحمد زيني مارس 2014",اشعار مدين,المنصرف على شركة اسامة الزراعية والجيوانية عن شهر مارس 2014," 77,064 ",مزرعة الشيخ أحمد زيني بالوادي,"بيان بمصروفات مزرعة الشيخ أحمد زيني خلال شهر مارس 2014 موقع من مدير المزرعة سند قيد محاسبي موقع من المحاسب و المدير المالي و المدير العام خطاب عام بكل مصاريف المزارع موجهة من مدير المزرعة الى الشيخ أسامة زيني" ,49,1436,384,11/3/2015,14/01/2015,مصاريف المزرعة,"مصاريف مزرعة الشيخ أحمد زيني ديسمبر 2014",اشعار مدين,المنصرف على شركة اسامة الزراعية بواسطة مزرعة الدواجن عن شهر ديسمبر 2014," 76,346 ",مزرعة الشيخ أحمد زيني بالوادي,"بيان بمصروفات مزرعة الشيخ أحمد زيني خلال شهر ديسمبر 2014 موقع من مدير المزرعة سند يومية تفصيلي موقع من المحاسب و المدير خطاب بمصاريف المزرعة موجهة من مدير المزرعة الى الشيخ أسامة زيني" ,50,1436,838,3/6/2015,13/4/2015,مصاريف المزرعة,"مصاريف مزرعة الشيخ أحمد زيني مارس 2015 ",اشعار مدين,المنصرف على شركة اسامة الزراعية بواسطة مزرعة الدواجن عن شهر مارس 2015," 80,197 ",مزرعة الشيخ أحمد زيني بالوادي,"بيان بمصروفات مزرعة الشيخ أحمد زيني خلال شهر مارس 2015 موقع من مدير المزرعة سند يومية تفصيلي موقع من المحاسب و المدير خطاب بمصاريف المزرعة موجهة من مدير المزرعة الى الشيخ أسامة زيني" ,51,1436,1084,27/7/2015,9/6/2015,مصاريف المزرعة,"مصاريف مزرعة الشيخ أحمد زيني مايو 2015 ",اشعار مدين,المنصرف على شركة اسامة الزراعية بواسطة مزرعة الدواجن عن شهر مايو 2015," 69,167 ",مزرعة الشيخ أحمد زيني بالوادي,"بيان بمصروفات مزرعة الشيخ أحمد زيني خلال شهر مايو 2015 موقع من مدير المزرعة سند يومية تفصيلي موقع من المحاسب و المدير خطاب بمصاريف المزرعة موجهة من مدير المزرعة الى الشيخ أسامة زيني" ,52,1436,1118,29/7/2015,14/7/2015,مصاريف المزرعة,"مصاريف مزرعة الشيخ أحمد زيني يونيو 2015 ",اشعار مدين,المنصرف على شركة اسامة الزراعية بواسطة مزرعة الدواجن عن شهر يونيو 2015," 117,704 ",مزرعة الشيخ أحمد زيني بالوادي,"بيان بمصروفات مزرعة الشيخ أحمد زيني خلال شهر يونيو 2015 موقع من مدير المزرعة سند ي</w:t>
       </w:r>
     </w:p>
     <w:p>
@@ -130,7 +130,7 @@
           <w:b w:val="0"/>
           <w:i w:val="0"/>
         </w:rPr>
-        <w:t>ملا ةرتفلل تافورصملاريتاوف ينيز دباع خيشلا ىلا ةعرزملا ريدم نم هجوم عرازملا فيراصم لكب ماع باطخ يلاملا ريدملا و بساحملا نم عقوم يبساحم ديق دنس دمتعم فرص دنس ةعرزملا ريدم نم عقوم 2010 ربمتبس رهش لالخ ينيز دمحأ خيشلا ةعرزم تافورصمب نايب",يداولاب ينيز دمحأ خيشلا ةعرزم," 826,37 ",قفرملاك نجاودلا ةعرزم ةطساوب 2010ربمتبس رهش نع يداولاب ىنيز دمحا ةعرزم ىلع فرصنملا,"نجاودلل ةمطاف يداو ةعرزم ةكرش نيدم راعشا","2010 ربمتبس ينيز دمحأ خيشلا ةعرزم فيراصم",ةعرزملا فيراصم,14/10/2010, 16/11/1431,2838,1431,3, " ةروكذملا ةرتفلل تافورصملاريتاوف ينيز دباع خيشلا ىلا ةعرزملا ريدم نم هجوم عرازملا فيراصم لكب ماع باطخ يلاملا ريدملا و بساحملا نم عقوم يبساحم ديق دنس دمتعم فرص دنس ةعرزملا ريدم نم عقوم 2010 سطسغأ رهش لالخ ينيز دمحأ خيشلا ةعرزم تافورصمب نايب",يداولاب ينيز دمحأ خيشلا ةعرزم," 429,27 ",قفرملاك نجاودلا ةعرزم ةطساوب 2010 سطسغا رهش نع يداولاب ىنيز دمحا ةعرزم ىلع فرصنملا,"نجاودلل ةمطاف يداو ةعرزم ةكرش نيدم راعشا","2010 سطسغأ ينيز دمحأ خيشلا ةعرزم فيراصم",ةعرزملا فيراصم,15/09/2010, 05/11/1431,2772,1431,2, " ينيز دباع خيشلا ىلا ةعرزملا ريدم نم هجوم عرازملا فيراصم لكب ماع باطخ يلاملا ريدملا و بساحملا نم عقوم يبساحم ديق دنس دمتعم فرص دنس ةعرزملا ريدم نم عقوم 2010 ويلوي رهش لالخ ينيز دمحأ خيشلا ةعرزم تافورصمب نايب",يداولاب ينيز دمحأ خيشلا ةعرزم," 947,101 ",قفرملاك نجاودلا ةعرزم ةطساوب 2010 ويلوي رهش نع يداولاب ىنيز دمحا ةعرزم ىلع فرصنملا,"نجاودلل ةمطاف يداو ةعرزم ةكرش نيدم راعشا","2010 ويلوي ينيز دمحأ خيشلا ةعرزم فيراصم",ةعرزملا فيراصم,17/08/2010, 05/11/1431,2771,1431,1, ةمعادلا تادنتسملا,ديفتسملا مسإ," (يدوعس لاير) غلبملا ",ةيلمعلا ةعيبط,"(نيدم راعشا / دقن / يكنب ليوحت / كيش) فرصلا دنتسم",ةيلمعلا فينصت,ةيلمعلا عون,ةعفدلا خيرات,ديقلا مقر,ةنسلا,لسلستلا, ,," 858,406,2 ",,,,,,,,,, ,, 43 ,,,,,,,,,, هرفوتم تادنتسم "ينيز ةماسأ خيشلا ىلا ةعرزملا ريدم نم ةهجوم ةعرزملا فيراصمب باطخ ريدملا و بساحملا نم عقوم يليصفت ةيموي دنس ةعرزملا ريدم نم عقوم 2015 وينوي رهش لالخ ينيز دمحأ خيشلا ةعرزم تافورصمب نايب",يداولاب ينيز دمحأ خيشلا ةعرزم," 704,117 ",2015 وينوي رهش نع نجاودلا ةعرزم ةطساوب ةيعارزلا ةماسا ةكرش ىلع فرصنملا,نيدم راعشا," 2015 وينوي ينيز دمحأ خيشلا ةعرزم فيراصم",ةعرزملا فيراصم,14/7/2015,29/7/2015,1118,1436,52, "ينيز ةماسأ خيشلا ىلا ةعرزملا ريدم نم ةهجوم ةعرزملا فيراصمب باطخ ريدملا و بساحملا نم عقوم يليصفت ةيموي دنس ةعرزملا ريدم نم عقوم 2015 ويام رهش لالخ ينيز دمحأ خيشلا ةعرزم تافورصمب نايب",يداولاب ينيز دمحأ خيشلا ةعرزم," 167,69 ",2015 ويام رهش نع نجاودلا ةعرزم ةطساوب ةيعارزلا ةماسا ةكرش ىلع فرصنملا,نيدم راعشا," 2015 ويام ينيز دمحأ خيشلا ةعرزم فيراصم",ةعرزملا فيراصم,9/6/2015,27/7/2015,1084,1436,51, "ينيز ةماسأ خيشلا ىلا ةعرزملا ريدم نم ةهجوم ةعرزملا فيراصمب باطخ ريدملا و بساحملا نم عقوم يليصفت ةيموي دنس ةعرزملا ريدم نم عقوم 2015 سرام رهش لالخ ينيز دمحأ خيشلا ةعرزم تافورصمب نايب",يداولاب ينيز دمحأ خيشلا ةعرزم," 197,80 ",2015 سرام رهش نع نجاودلا ةعرزم ةطساوب ةيعارزلا ةماسا ةكرش ىلع فرصنملا,نيدم راعشا," 2015 سرام ينيز دمحأ خيشلا ةعرزم فيراصم",ةعرزملا فيراصم,13/4/2015,3/6/2015,838,1436,50, "ينيز ةماسأ خيشلا ىلا ةعرزملا ريدم نم ةهجوم ةعرزملا فيراصمب باطخ ريدملا و بساحملا نم عقوم يليصفت ةيموي دنس ةعرزملا ريدم نم عقوم 2014 ربمسيد رهش لالخ ينيز دمحأ خيشلا ةعرزم تافورصمب نايب",يداولاب ينيز دمحأ خيشلا ةعرزم," 346,76 ",2014 ربمسيد رهش نع نجاودلا ةعرزم ةطساوب ةيعارزلا ةماسا ةكرش ىلع فرصنملا,نيدم راعشا,"2014 ربمسيد ينيز دمحأ خيشلا ةعرزم فيراصم",ةعرزملا فيراصم,14/01/2015,11/3/2015,384,1436,49, "ينيز ةماسأ خيشلا ىلا ةعرزملا ريدم نم ةهجوم عرازملا فيراصم لكب ماع باطخ ماعلا ريدملا و يلاملا ريدملا و بساحملا نم عقوم يبساحم ديق دنس ةعرزملا ريدم نم عقوم 2014 سرام رهش لالخ ينيز دمحأ خيشلا ةعرزم تافورصمب نايب",يداولاب ينيز دمحأ خيشلا ةعرزم," 064,77 ",2014 سرام رهش نع ةيناويجلاو ةيعارزلا ةماسا ةكرش ىلع فرصنملا,نيدم راعشا,"2014 سرام ينيز دمحأ خيشلا ةعرزم فيراصم",ةعرزملا فيراصم,13/4/2014,4/5/2014,1136,1435,48, "ينيز ةماسأ خيشلا ىلا ةعرزملا ريدم نم ةهجوم عرازملا فيراصم لكب ماع باطخ ماعلا ريدملا و يلاملا ريدملا و بساحملا نم عقوم يبساحم ديق دنس ةعرزملا ريدم نم عقوم 2014 رياربف رهش لالخ ينيز دمحأ خيشلا ةعرزم تافورصمب نايب",يداولاب ينيز دمحأ خيشلا ةعرزم," 377,86 ",2014رياربف رهش نع ةيناويحلاو ةيعارزلا ةماسا ةكرش ىلع فرصنملا,نيدم راعشا,"2014 رياربف ينيز دمحأ خيشلا ةعرزم فيراصم",ةعرزملا فيراصم,12/3/2014,7/4/2014,957,1435,47, "ينيز ةماسأ خيشلا ىلا ةعرزملا ريدم نم ةهجوم عرازملا فيراصم لكب ماع باطخ ماعلا ريدملا و يلاملا ريدملا و بساحملا نم عقوم يبساحم ديق دنس ةعرزملا ريدم نم عقوم 2014 رياني رهش لالخ ينيز دمحأ خيشلا ةعرزم تافورصمب نايب",يداولاب ينيز دمحأ خيشلا ةعرزم," 967,74 ",2014 رياني رهش نع ةيناويحلاو ةيعارزلا ىنيز ةماسا ةكرش ىلع فرصنملا,نيدم راعشا,"2014 رياني ينيز دمحأ خيشلا ةعرزم فيراصم",ةعرزملا فيراصم,10/2/2014,7/4/2014,955,1435,46, "ينيز ةماسأ خيشلا ىلا ةعرزملا ريدم نم ةهجوم عرازملا فيراصم لكب ماع باطخ ماعلا ريدملا و يلاملا ريدملا و بساحملا نم عقوم يبساحم ديق دنس ةعرزملا ريدم نم عقوم 2013 ربمسيد رهش لالخ ينيز دمحأ خيشلا ةعرزم تافورصمب نايب",يداولاب ينيز دمحأ خيشلا ةعرزم," 663,63 ",2013 ربمسيد رهش نع ةيناويحلاو ةيعارزلا ىنيز ةماسا ةكرش ىلع فرصنملا,نيدم راعشا,"2013 ربمسيد ينيز دمحأ خيشلا ةعرزم فيراصم",ةعرزملا فيراصم,12/1/2014,6/3/2014,752,1435,45, "ينيز ةماسأ خيشلا ىلا ةعرزملا ريدم نم ةهجوم عرازملا فيراصم لكب ماع باطخ ماعلا ريدملا و يلاملا ريدملا و بساحملا نم عقوم يبساحم ديق دنس ةعرزملا ريدم نم عقوم 2013 ربوتكا رهش لالخ ينيز دمحأ خيشلا ةعرزم تافورصمب نايب",يداولاب ينيز دمحأ خيشلا ةعرزم," 232,55 ",2013ربوتكا رهش نع ةيناويحلاو ةيعارزلا ةماسا ةكرش ىلع فرصنملا,نيدم راعشا,"2013 ربوتكأ ينيز دمحأ خيشلا ةعرزم فيراصم",ةعرزملا فيراصم,9/11/2013,5/02/1435,182,1435,44, "ينيز ةماسأ خيشلا ىلا ةعرزملا ريدم نم ةهجوم عرازملا فيراصم لكب ماع باطخ يلاملا ريدملا و بساحملا نم عقوم يبساحم ديق دنس ةعرزملا ريدم نم عقوم 2013 ويلوي رهش لالخ ينيز دمحأ خيشلا ةعرزم تافورصمب نايب",يداولاب ينيز دمحأ خيشلا ةعرزم," 995,71 ", 2013ويلوي رهش نع مانغالا عورشمو ىداولاب ىنيز دمحا / خيشلا ةعرزم ىلع فرصنملا,نيدم راعشا,"2013 ويلوي ينيز دمحأ خيشلا ةعرزم فيراصم",ةعرزملا فيراصم,15/8/2013,12/10/1434,1817,1434,43, "ينيز ةماسأ خيشلا ىلا ةعرزملا ريدم نم ةهجوم عرازملا فيراصم لكب ماع باطخ يلاملا ريدملا و بساحملا نم عقوم يبساحم ديق دنس ةعرزملا ريدم نم عقوم 2013 ويام رهش لالخ ينيز دمحأ خيشلا ةعرزم تافورصمب</w:t>
+        <w:t>ومية تفصيلي موقع من المحاسب و المدير خطاب بمصاريف المزرعة موجهة من مدير المزرعة الى الشيخ أسامة زيني" مستندات متوفره ,,,,,,,,,, 43 ,, ,,,,,,,,,," 2,406,858 ",, ,التسلسل,السنة,رقم القيد,تاريخ الدفعة,نوع العملية,تصنيف العملية,"مستند الصرف (شيك / تحويل بنكي / نقد / اشعار مدين)",طبيعة العملية," المبلغ (ريال سعودي) ",إسم المستفيد,المستندات الداعمة ,1,1431,2771,05/11/1431 ,17/08/2010,مصاريف المزرعة,"مصاريف مزرعة الشيخ أحمد زيني يوليو 2010","اشعار مدين شركة مزرعة وادي فاطمة للدواجن",المنصرف على مزرعة احمد زينى بالوادي عن شهر يوليو 2010 بواسطة مزرعة الدواجن كالمرفق," 101,947 ",مزرعة الشيخ أحمد زيني بالوادي,"بيان بمصروفات مزرعة الشيخ أحمد زيني خلال شهر يوليو 2010 موقع من مدير المزرعة سند صرف معتمد سند قيد محاسبي موقع من المحاسب و المدير المالي خطاب عام بكل مصاريف المزارع موجه من مدير المزرعة الى الشيخ عابد زيني " ,2,1431,2772,05/11/1431 ,15/09/2010,مصاريف المزرعة,"مصاريف مزرعة الشيخ أحمد زيني أغسطس 2010","اشعار مدين شركة مزرعة وادي فاطمة للدواجن",المنصرف على مزرعة احمد زينى بالوادي عن شهر اغسطس 2010 بواسطة مزرعة الدواجن كالمرفق," 27,429 ",مزرعة الشيخ أحمد زيني بالوادي,"بيان بمصروفات مزرعة الشيخ أحمد زيني خلال شهر أغسطس 2010 موقع من مدير المزرعة سند صرف معتمد سند قيد محاسبي موقع من المحاسب و المدير المالي خطاب عام بكل مصاريف المزارع موجه من مدير المزرعة الى الشيخ عابد زيني فواتيرالمصروفات للفترة المذكورة " ,3,1431,2838,16/11/1431 ,14/10/2010,مصاريف المزرعة,"مصاريف مزرعة الشيخ أحمد زيني سبتمبر 2010","اشعار مدين شركة مزرعة وادي فاطمة للدواجن",المنصرف على مزرعة احمد زينى بالوادي عن شهر سبتمبر2010 بواسطة مزرعة الدواجن كالمرفق," 37,826 ",مزرعة الشيخ أحمد زيني بالوادي,"بيان بمصروفات مزرعة الشيخ أحمد زيني خلال شهر سبتمبر 2010 موقع من مدير المزرعة سند صرف معتمد سند قيد محاسبي موقع من المحاسب و المدير المالي خطاب عام بكل مصاريف المزارع موجه من مدير المزرعة الى الشيخ عابد زيني فواتيرالمصروفات للفترة المذكورة " ,4,1431,3216,29/12/1431 ,21/11/2010,مصاريف المزرعة,"مصاريف مزرعة الشيخ أحمد زيني أكتوبر 2010","اشعار مدين شركة مزرعة وادي فاطمة للدواجن",المنصرف على مزرعة احمد زينى بالوادي عن شهر اكتوبر2010 بواسطة مزرعة الدواجن كالمرفق," 36,689 ",مزرعة الشيخ أحمد زيني بالوادي,"بيان بمصروفات مزرعة الشيخ أحمد زيني خلال شهر أكتوبر 2010 موقع من مدير المزرعة سند صرف معتمد سند قيد محاسبي موقع من المحاسب و المدير المالي خطاب عام بكل مصاريف المزارع موجه من مدير المزرعة الى الشيخ عابد زيني فواتيرالمصروفات للفترة المذكورة " ,5,1432,84,20/01/1432 ,19/12/2010,مصاريف المزرعة,"مصاريف مزرعة الشيخ أحمد زيني نوفمبر 2010","اشعار مدين شركة مزرعة وادي فاطمة للدواجن",المنصرف على مزرعة الشيخ أحمد زيني بالوادى عن شهر نوفمبر2010 بواسطة مزرعة الدواجن كالمرفق," 33,645 ",مزرعة الشيخ أحمد زيني بالوادي,"سند قيد محاسبي موقع من المحاسب والمدير المالي خطاب عام بكل مصاريف المزارع موجهة من مدير المزرعة الى الشيخ عابد زيني معمد من الشيخ أسامة زيني سند صرف معتمد بيان بمصاريف المزرعة لشهر نوفمبر 2010 موقع من مدير المزرعة فواتير المصروفات للفترة المذكورة أعلاه" ,6,1432,446,13/03/1432 ,16/1/2011,مصاريف المزرعة,"مصاريف مزرعة الشيخ أحمد زيني ديسمبر 2010","اشعار مدين شركة مزرعة وادي فاطمة للدواجن",المنصرف على مزرعة الشيخ أحمد زيني بالوادى عن ديسمبر2011 بواسطة مزرعة الدواجن كالمرفق," 39,711 ",مزرعة الشيخ أحمد زيني بالوادي,"سند قيد موقع من المحاسب والمدير المالي خطاب عام بكل مصاريف المزارع موجهة من مدير المزرعة الى الشيخ عابد زيني معمد من الشيخ أسامة زيني سند صرف معتمد بيان بمصاريف المزرعة لشهر ديسمبر 2010 موقع من مدير المزرعة فواتير المصروفات للفترة المذكورة أعلاه" ,7,1432,470,19/03/1432 ,12/2/2011,مصاريف المزرعة,"مصاريف مزرعة الشيخ أحمد زيني يناير 2011","اشعار مدين شركة مزرعة وادي فاطمة للدواجن",المنصرف على مزرعة الشيخ أحمد زيني بالوادى عن يناير2011 بواسطة مزرعة الدواجن كالمرفق," 37,957 ",مزرعة الشيخ أحمد زيني بالوادي,"سند قيد موقع من المحاسب والمدير المالي خطاب عام بكل مصاريف المزارع موجهة من مدير المزرعة الى الشيخ عابد زيني معمد من الشيخ أسامة زيني سند صرف معتمد بيان بمصاريف المزرعة لشهر يناير 2011 موقع من مدير المزرعة فواتير المصروفات للفترة المذكورة أعلاه" ,8,1432,639,15/04/1432 ,10/3/2011,مصاريف المزرعة,"مصاريف مزرعة الشيخ أحمد زيني فبراير 2011","اشعار مدين شركة مزرعة وادي فاطمة للدواجن",المنصرف على مزرعة الشيخ أحمد زيني بالوادى بواسطة مزرعة الدواجن عن شهر فبراير2011 ," 36,008 ",مزرعة الشيخ أحمد زيني بالوادي,"سند قيد موقع من المحاسب والمدير المالي خطاب عام بكل مصاريف المزارع موجهة من مدير المزرعة الى الشيخ عابد زيني معمد من الشيخ أسامة زيني سند صرف معتمد بيان بمصاريف المزرعة لشهر فبراير 2011 موقع من مدير المزرعة" ,9,1432,851,20/05/1432 ,11/4/2011,مصاريف المزرعة,"مصاريف مزرعة الشيخ أحمد زيني مارس 2011","اشعار مدين شركة مزرعة وادي فاطمة للدواجن",المنصرف على مزرعة الشيخ أحمد زيني بالوادى بواسطة مزرعة الدواجن عن شهر مارس 2011," 40,077 ",مزرعة الشيخ أحمد زيني بالوادي,"سند قيد موقع من المحاسب والمدير المالي خطاب عام بكل مصاريف المزارع موجهة من مدير المزرعة الى الشيخ عابد زيني معمد من الشيخ أسامة زيني سند صرف معتمد بيان بمصاريف المزرعة لشهر فبراير 2011 موقع من مدير المزرعة فواتير المصروفات للفترة المذكورة أعلاه" ,10,1432,1031,19/06/1432 ,10/5/2011,مصاريف المزرعة,"مصاريف مزرعة الشيخ أحمد زيني أبريل 2011","اشعار مدين شركة مزرعة وادي فاطمة للدواجن",المنصرف على مزرعة الشيخ أحمد زيني بالوادى بواسطة مزرعة الدواجن عن شهر ابريل2011 ," 31,563 ",مزرعة الشيخ أحمد زيني بالوادي,"سند قيد موقع من المحاسب والمدير المالي خطاب عام بكل مصاريف المزارع موجهة من مدير المزرعة الى الشيخ عابد زيني معمد من الشيخ أسامة زيني سند صرف معتمد بيان بمصاريف المزرعة لشهر ابريل 2011 موقع من مدير المزرعة فواتير المصروفات للفترة المذكورة أعلاه" ,11,1432,1217,20/07/1432 ,11/6/2011,مصاريف المزرعة,"مصاريف مزرعة الشيخ أحمد زيني مايو 2011","اشعار مدين شركة مزرعة وادي فاطمة للدواجن",المنصرف على مزرعة الشيخ أحمد زيني بالوادى بواسطة مزرعة الدواجن عن شهر مايو2011 ," 83,633 ",مزرعة الشيخ أحمد زيني بالوادي,"سند قيد موقع من المحاسب والمدير المالي خطاب عام بكل مصاريف المزارع موجهة من مدير المزرعة الى الشيخ عابد زيني معمد من الشيخ أسامة زيني سند صرف معتمد بيان بمصاريف المزرعة لشهر مايو 2011 موقع من مدير المزرعة فواتير المصروفات للفترة المذكورة أعلاه" ,12,1432,1404,22/08/1432 ,12/7/2011,مصاريف المزرعة,"مصاريف مزرعة الشيخ أحمد زيني يونيو 2011","اشعار مدين شركة مزرعة وادي فاطمة للدواجن",المنصرف على مزرعة الشيخ أحم</w:t>
       </w:r>
     </w:p>
     <w:p>
@@ -143,7 +143,7 @@
           <w:b w:val="0"/>
           <w:i w:val="0"/>
         </w:rPr>
-        <w:t xml:space="preserve"> نايب",يداولاب ينيز دمحأ خيشلا ةعرزم," 981,72 ", 2013ويام رهش نع ىداولاب ىنيز دمحا / خيشلا ةعرزم ىلع فرصنملا,نيدم راعشا,"2013 ويام ينيز دمحأ خيشلا ةعرزم فيراصم",ةعرزملا فيراصم,6/6/2013,15/08/1434,1402,1434,42, "ينيز ةماسأ دمحأ خيشلا نم دمعم ينيز دباع خيشلا ىلا ةعرزملا ريدم نم ةهجوم عرازملا فيراصم لكب ماع باطخ يلاملا ريدملا و بساحملا نم عقوم يبساحم ديق دنس ةعرزملا ريدم نم عقوم 2013 سرام رهش لالخ ينيز دمحأ خيشلا ةعرزم تافورصمب نايب",يداولاب ينيز دمحأ خيشلا ةعرزم," 603,78 ", 2013سرام رهش نع ىداولاب ىنيز دمحا / خيشلا ةعرزم ىلع فرصنملا,نيدم راعشا,"2013 سرام ينيز دمحأ خيشلا ةعرزم فيراصم",ةعرزملا فيراصم,10/4/2013,10/06/1434,990,1434,41, "ينيز ةماسأ خيشلا ىلا ةعرزملا ريدم نم ةهجوم عرازملا فيراصم لكب ماع باطخ يلاملا ريدملا و بساحملا نم عقوم يبساحم ديق دنس ةعرزملا ريدم نم عقوم 2012 رياربف رهش لالخ ينيز دمحأ خيشلا ةعرزم تافورصمب نايب",يداولاب ينيز دمحأ خيشلا ةعرزم," 144,52 ", 2013 رياربف رهش نع ىداولاب ىنيز دمحا / خيشلا ةعرزم ىلع فرصنملا,نيدم راعشا,"2013 رياربف ينيز دمحأ خيشلا ةعرزم فيراصم",ةعرزملا فيراصم,10/3/2013,12/05/1434,806,1434,40, "ةروكذملا ةرتفلا لالخ تافورصملا ريتاوف ينيز ةماسأ خيشلا ىلا ةعرزملا ريدم نم ةهجوم عرازملا فيراصم لكب ماع باطخ يدقن فرص رمأ يلاملا ريدملا و بساحملا نم عقوم يبساحم ديق دنس ةعرزملا ريدم نم عقوم 2012 ربمسيد رهش لالخ ينيز دمحأ خيشلا ةعرزم تافورصمب نايب",يداولاب ينيز دمحأ خيشلا ةعرزم," 933,28 ",2013 رياني رهش نع ىداولاب ىنيز دمحا / خيشلا ةعرزم ىلع فرصنملا,نيدم راعشا,"2013 رياني ينيز دمحأ خيشلا ةعرزم فيراصم",ةعرزملا فيراصم,12/2/2013,15/04/1434,663,1434,39, "ةروكذملا ةرتفلا لالخ تافورصملا ريتاوف ينيز ةماسأ خيشلا ىلا ةعرزملا ريدم نم ةهجوم عرازملا فيراصم لكب ماع باطخ يدقن فرص رمأ يلاملا ريدملا و بساحملا نم عقوم يبساحم ديق دنس ةعرزملا ريدم نم عقوم 2012 ربمفون رهش لالخ ينيز دمحأ خيشلا ةعرزم تافورصمب نايب",يداولاب ينيز دمحأ خيشلا ةعرزم," 162,29 ",2012 ربمسيد رهش نع ىداولاب ىنيز دمحا / خيشلا ةعرزم ىلع فرصنملا,نيدم راعشا,"2012 ربمسيد ينيز دمحأ خيشلا ةعرزم فيراصم",ةعرزملا فيراصم,8/1/2013,04/03/1434,388,1434,38, "ةروكذملا ةرتفلا لالخ تافورصملا ريتاوف ينيز ةماسأ خيشلا ىلا ةعرزملا ريدم نم ةهجوم عرازملا فيراصم لكب ماع باطخ يلاملا ريدملا و بساحملا نم عقوم يبساحم ديق دنس دمتعم فرص دنس ةعرزملا ريدم نم عقوم 2012 ربوتكأ رهش لالخ ينيز دمحأ خيشلا ةعرزم تافورصمب نايب",يداولاب ينيز دمحأ خيشلا ةعرزم," 995,53 ",2012 ربمفون رهش نع ىداولاب ىنيز دمحا / خيشلا ةعرزم ىلع فرصنملا,نيدم راعشا,"2012 ربمفون ينيز دمحأ خيشلا ةعرزم فيراصم",ةعرزملا فيراصم,10/12/2012,22/02/1434,284,1434,37, "هالعأ ةروكذملا تافورصملاب ريتاوف ينيز ةماسأ دمحأ خيشلا نم دمعم ينيز ةماسا خيشلا ىلا ةعرزملا ريدم نم هجوم اليفلاو ةعرزملا فيراصم عفد بلطب باطخ يلاملا ريدملا و بساحملا نم عقوم يبساحم ديق دنس دمتعم فرص دنس ةعرزملا ريدم نم عقوم 2012 ربمتبس رهش لالخ ينيز دمحأ خيشلا ةعرزم تافورصمب نايب",يداولاب ينيز دمحأ خيشلا ةعرزم," 854,52 ",(2012ربمتبس رهش نع يداولاب ىنيز دمحا ةعرزم ىلع فرصنملا) ديقلا بسح,نيدم راعشا,"2012 ربمتبس ينيز دمحأ خيشلا ةعرزم فيراصم",ةعرزملا فيراصم,9/10/2012, 21/12/1433,2310,1433,36, "هالعأ ةروكذملا تافورصملاب ريتاوف ينيز ةماسأ دمحأ خيشلا نم دمعم ينيز ةماسا خيشلا ىلا ةعرزملا ريدم نم هجوم اليفلاو ةعرزملا فيراصم عفد بلطب باطخ يلاملا ريدملا و بساحملا نم عقوم يبساحم ديق دنس دمتعم فرص دنس ةعرزملا ريدم نم عقوم 2012 سطسغأ رهش لالخ ينيز دمحأ خيشلا ةعرزم تافورصمب نايب",يداولاب ينيز دمحأ خيشلا ةعرزم," 833,42 ",( 2012 سطسغا رهش نع يداولاب ىنيز دمحا ةعرزم ىلع فرصنملا) ديقلا بسح,نيدم راعشا,"2012 سطسغأ ينيز دمحأ خيشلا ةعرزم فيراصم",ةعرزملا فيراصم,11/9/2012, 29/11/1433,2177,1433,35, "هالعأ ةروكذملا تافورصملاب ريتاوف ينيز ةماسأ دمحأ خيشلا نم دمعم ينيز ةماسا خيشلا ىلا ةعرزملا ريدم نم هجوم اليفلاو ةعرزملا فيراصم عفد بلطب باطخ يلاملا ريدملا و بساحملا نم عقوم يبساحم ديق دنس دمتعم فرص دنس ةعرزملا ريدم نم عقوم 2012 ويلوي رهش لالخ ينيز دمحأ خيشلا ةعرزم تافورصمب نايب",يداولاب ينيز دمحأ خيشلا ةعرزم," 601,87 ",(2012ويلوي رهش نع يداولاب ىنيز دمحا ةعرزم ىلع فرصنملا) ديقلا بسح,نيدم راعشا,"2012 ويلوي ينيز دمحأ خيشلا ةعرزم فيراصم",ةعرزملا فيراصم,11/8/2012, 19/10/1433,1909,1433,34, "هالعأ ةروكذملا تافورصملاب ريتاوف ينيز ةماسأ دمحأ خيشلا نم دمعم ينيز ةماسا خيشلا ىلا ةعرزملا ريدم نم هجوم اليفلاو ةعرزملا فيراصم عفد بلطب باطخ يلاملا ريدملا و بساحملا نم عقوم يبساحم ديق دنس دمتعم فرص دنس ةعرزملا ريدم نم عقوم 2012 وينوي رهش لالخ ينيز دمحأ خيشلا ةعرزم تافورصمب نايب",يداولاب ينيز دمحأ خيشلا ةعرزم," 199,43 ",(2012وينوي رهش نع يداولاب ىنيز دمحا ةعرزم ىلع فرصنملا) ديقلا بسح,نيدم راعشا,"2012 وينوي ينيز دمحأ خيشلا ةعرزم فيراصم",ةعرزملا فيراصم,11/7/2012, 07/09/1433,1651,1433,33, "ينيز ةماسأ دمحأ خيشلا نم دمعم ينيز ةماسا خيشلا ىلا ةعرزملا ريدم نم هجوم اليفلاو ةعرزملا فيراصم عفد بلطب باطخ يلاملا ريدملا و بساحملا نم عقوم يبساحم ديق دنس دمتعم فرص دنس ةعرزملا ريدم نم عقوم 2012 ويام رهش لالخ ينيز دمحأ خيشلا ةعرزم تافورصمب نايب",يداولاب ينيز دمحأ خيشلا ةعرزم," 754,31 ",(2012ويام رهش نع نجاودلا ىةعرزم ةطساوب يداولا ةعرزم ىلع فرصنملا) ديقلا بسح,نيدم راعشا,"2012 ويام ينيز دمحأ خيشلا ةعرزم فيراصم",ةعرزملا فيراصم,9/6/2012, 06/08/1433,1446,1433,32, "ينيز ةماسأ دمحأ خيشلا نم دمعم ينيز ةماسا خيشلا ىلا ةعرزملا ريدم نم هجوم اليفلاو ةعرزملا فيراصم عفد بلطب باطخ يلاملا ريدملا و بساحملا نم عقوم يبساحم ديق دنس دمتعم فرص دنس ةعرزملا ريدم نم عقوم 2012 ليربأ رهش لالخ ينيز دمحأ خيشلا ةعرزم تافورصمب نايب",يداولاب ينيز دمحأ خيشلا ةعرزم," 289,96 ",(2012 ليربا رهش نع نجاودلا ةعرزم ةطساوب يداولاب ىنيز دمحا0ش ةعرزم ىلع فرصنملا) ديقلا بسح,نيدم راعشا,"2012 ليربأ ينيز دمحأ خيشلا ةعرزم فيراصم",ةعرزملا فيراصم,8/5/2012, 07/07/1433,1238,1433,31, "هالعأ ةروكذملا تافورصملاب ريتاوف ينيز ةماسأ دمحأ خيشلا نم دمعم ينيز ةماسا خيشلا ىلا ةعرزملا ريدم نم هجوم اليفلاو ةعرزملا فيراصم عفد بلطب باطخ يلاملا ريدملا و بساحملا نم عقوم يبساحم ديق دنس دمتعم فرص دنس ةعرزملا ريدم نم عقوم 2012 سرام رهش لالخ ينيز دمحأ خيشلا ةعرزم تافورصمب نايب",يداولاب ينيز دمحأ خيشلا ةعرزم," 954,52 ",(قفرملا ديمعتلاك 2012 سرام رهش نع نجاودلا ةعرزم ةطساوب يداولا ةعرزم ىلع فرصنملا) ديقلا بسح,نيدم راعشا,"2012 سرام ينيز دمحأ خيشلا ةعرزم فيراصم",ةعرزملا فيراصم,7/4/2012, 19/05/1433,918,1433,30, "هالعأ ةروكذملا تافورصملاب ريتاوف ينيز ةماسأ دمحأ خيشلا نم دمعم ينيز ةماسا خيشلا ىلا ةعرزملا ريدم نم هجوم اليفلاو ةعرزملا فيراصم عفد بلطب باطخ يلاملا ريدم</w:t>
+        <w:t>د زيني بالوادى بواسطة مزرعة الدواجن عن شهر يونيو2011 ," 38,925 ",مزرعة الشيخ أحمد زيني بالوادي,"سند قيد موقع من المحاسب والمدير المالي خطاب عام بكل مصاريف المزارع موجهة من مدير المزرعة الى الشيخ عابد زيني معمد من الشيخ أسامة زيني سند صرف معتمد بيان بمصاريف المزرعة لشهر يونيه 2011 فواتير المصروفات للفترة المذكورة أعلاه" ,13,1432,1709,14/10/1432 ,15/08/2011,مصاريف المزرعة,"مصاريف مزرعة الشيخ أحمد زيني يوليو 2011","اشعار مدين شركة مزرعة وادي فاطمة للدواجن",المنصرف على مزرعة الشيخ أحمد زيني بالوادى بواسطة مزرعة الدواجن عن شهر يوليو2011 ," 47,760 ",مزرعة الشيخ أحمد زيني بالوادي,"سند قيد موقع من المحاسب والمدير المالي خطاب عام بكل مصاريف المزارع موجهة من مدير المزرعة الى الشيخ عابد زيني معمد من الشيخ أسامة زيني سند صرف معتمد بيان بمصاريف المزرعة لشهر يوليو 2011 موقع من مدير المزرعة فواتير المصروفات للفترة المذكورة أعلاه" ,14,1432,1818,01/11/1432 ,12/9/2011,مصاريف المزرعة,"مصاريف مزرعة الشيخ أحمد زيني أغسطس 2011","اشعار مدين شركة مزرعة وادي فاطمة للدواجن",المنصرف على مزرعة الشيخ أحمد زيني بالوادى بواسطة مزرعة الدواجن عن شهر اغسطس 2011 ," 46,215 ",مزرعة الشيخ أحمد زيني بالوادي,"سند قيد موقع من المحاسب والمدير المالي خطاب عام بكل مصاريف المزارع موجهة من مدير المزرعة الى الشيخ عابد زيني معمد من الشيخ أسامة زيني سند صرف معتمد بيان بمصاريف المزرعة لشهر يوليو 2011 موقع من مدير المزرعة فواتير المصروفات للفترة المذكورة أعلاه" ,15,1432,1989,22/11/1432 ,12/10/2011,مصاريف المزرعة,"مصاريف مزرعة الشيخ أحمد زيني سبتمبر 2011","اشعار مدين شركة مزرعة وادي فاطمة للدواجن",المنصرف على مزرعة الشيخ أحمد زيني بالوادى بواسطة مزرعة الدواجن خلال شهر سبتمبر 2011 ," 56,623 ",مزرعة الشيخ أحمد زيني بالوادي,"سند قيد موقع من المحاسب والمدير المالي خطاب عام بكل مصاريف المزارع موجهة من مدير المزرعة الى الشيخ عابد زيني معمد من الشيخ أسامة زيني سند صرف معتمد بيان بمصاريف المزرعة لشهر سبتمبر2011 فواتير المصروفات للفترة المذكورة أعلاه" ,16,1432,2231,27/12/1432 ,16/11/2011,مصاريف المزرعة,"مصاريف مزرعة الشيخ أحمد زيني أكتوبر2011","اشعار مدين شركة مزرعة وادي فاطمة للدواجن",المنصرف على مزرعة الشيخ أحمد زيني بالوادى بواسطة مزرعة الدواجن عن شهر 2011/10," 51,864 ",مزرعة الشيخ أحمد زيني بالوادي,"سند قيد موقع من المحاسب والمدير المالي خطاب عام بكل مصاريف المزارع موجهة من مدير المزرعة الى الشيخ عابد زيني معمد من الشيخ أسامة زيني سند صرف معتمد بيان بمصاريف المزرعة لشهر اكتوبر 2011 موقع من مدير المزرعة فواتير المصروفات للفترة المذكورة أعلاه" ,17,1433,216,07/02/1433 ,14/12/2011,مصاريف المزرعة,"مصاريف مزرعة الشيخ أحمد زيني نوفمبر 2011","اشعار مدين شركة مزرعة وادي فاطمة للدواجن",حسب القيد (المنصرف على مزرعة احمد زينى بالوادي عن شهر نوفمبر2011 )," 29,943 ",مزرعة الشيخ أحمد زيني بالوادي,"سند صرف معتمد بيان بمصروفات مزرعة الشيخ أحمد زيني خلال شهر نوفمبر 2011 موقع من مدير المزرعة سند قيد محاسبي موقع من المحاسب و المدير المالي خطاب بطلب دفع مصاريف المزرعة والفيلا موجه من مدير المزرعة الى الشيخ اسامة زيني معمد من الشيخ أحمد أسامة زيني فواتير بالمصروفات المذكورة أعلاه" ,18,1433,419,07/03/1433 ,14/01/2012,مصاريف المزرعة,"مصاريف مزرعة الشيخ أحمد زيني ديسمبر 2011","اشعار مدين شركة مزرعة وادي فاطمة للدواجن",حسب القيد (المنصرف على مزرعة احمد زينى بالوادي عن شهر ديسمبر 2012)," 46,431 ",مزرعة الشيخ أحمد زيني بالوادي,"بيان بمصروفات مزرعة الشيخ أحمد زيني خلال شهر ديسمبر 2011 موقع من مدير المزرعة سند صرف معتمد سند قيد محاسبي موقع من المحاسب و المدير المالي خطاب بطلب دفع مصاريف المزرعة والفيلا موجه من مدير المزرعة الى الشيخ اسامة زيني معمد من الشيخ أحمد أسامة زيني فواتير بالمصروفات المذكورة أعلاه" ,19,1433,523,28/03/1433 ,13/02/2012,مصاريف المزرعة,"مصاريف مزرعة الشيخ أحمد زيني يناير 2012","اشعار مدين شركة مزرعة وادي فاطمة للدواجن",حسب القيد (المنصرف على مزرعة احمد زينى بالوادي عن شهر يناير 2012 )," 30,961 ",مزرعة الشيخ أحمد زيني بالوادي,"بيان بمصروفات مزرعة الشيخ أحمد زيني خلال شهر يناير 2012 موقع من مدير المزرعة سند صرف معتمد سند قيد محاسبي موقع من المحاسب و المدير المالي خطاب بطلب دفع مصاريف المزرعة والفيلا موجه من مدير المزرعة الى الشيخ اسامة زيني معمد من الشيخ أحمد أسامة زيني فواتير بالمصروفات المذكورة أعلاه" ,20,1433,729,27/04/1433 ,13/03/2012,مصاريف المزرعة,"مصاريف مزرعة الشيخ أحمد زيني فبراير 2012","اشعار مدين شركة مزرعة وادي فاطمة للدواجن",حسب القيد (المنصرف على مزرعة احمد زينى بالوادي عن شهر فبراير2012 بواسطة مزرعة الدواجن)," 55,639 ",مزرعة الشيخ أحمد زيني بالوادي,"بيان بمصروفات مزرعة الشيخ أحمد زيني خلال شهر فبراير 2012 موقع من مدير المزرعة سند صرف معتمد سند قيد محاسبي موقع من المحاسب و المدير المالي خطاب بطلب دفع مصاريف المزرعة والفيلا موجه من مدير المزرعة الى الشيخ اسامة زيني معمد من الشيخ أحمد أسامة زيني فواتير بالمصروفات المذكورة أعلاه" ,21,1433,918,19/05/1433 ,7/4/2012,مصاريف المزرعة,"مصاريف مزرعة الشيخ أحمد زيني مارس 2012","اشعار مدين شركة مزرعة وادي فاطمة للدواجن",حسب القيد (المنصرف على مزرعة الوادي بواسطة مزرعة الدواجن عن شهر مارس 2012 كالتعميد المرفق)," 52,954 ",مزرعة الشيخ أحمد زيني بالوادي,"بيان بمصروفات مزرعة الشيخ أحمد زيني خلال شهر مارس 2012 موقع من مدير المزرعة سند صرف معتمد سند قيد محاسبي موقع من المحاسب و المدير المالي خطاب بطلب دفع مصاريف المزرعة والفيلا موجه من مدير المزرعة الى الشيخ اسامة زيني معمد من الشيخ أحمد أسامة زيني فواتير بالمصروفات المذكورة أعلاه" ,22,1433,1238,07/07/1433 ,8/5/2012,مصاريف المزرعة,"مصاريف مزرعة الشيخ أحمد زيني أبريل 2012","اشعار مدين شركة مزرعة وادي فاطمة للدواجن",حسب القيد (المنصرف على مزرعة ش0احمد زينى بالوادي بواسطة مزرعة الدواجن عن شهر ابريل 2012)," 96,289 ",مزرعة الشيخ أحمد زيني بالوادي,"بيان بمصروفات مزرعة الشيخ أحمد زيني خلال شهر أبريل 2012 موقع من مدير المزرعة سند صرف معتمد سند قيد محاسبي موقع من المحاسب و المدير المالي خطاب بطلب دفع مصاريف المزرعة والفيلا موجه من مدير المزرعة الى الشيخ اسامة زيني معمد من الشيخ أحمد أسامة زيني" ,23,1433,1446,06/08/1433 ,9/6/2012,مصاريف المزرعة,"مصاريف مزرعة الشيخ أحمد زيني مايو 2012","اشعار مدين شركة مزرعة وادي فاطمة للدواجن",حسب القيد (المنصرف على مزرعة الوادي بواسطة مزرعةى الدواجن عن شهر مايو2012)," 31,754 ",مزرعة الشيخ أحمد زيني بالوادي,"بيان بمصروفات مزرعة الشيخ أحمد زيني خلال شهر مايو 2012 موقع من مدير المزرعة سند صرف معتمد سند قيد محاسبي موقع من المحاسب و المدير المالي خطاب بطلب دفع مصاريف المزرعة والفيلا موجه من مدير المزرعة الى الشيخ اسامة زيني معمد من الشيخ أح</w:t>
       </w:r>
     </w:p>
     <w:p>
@@ -156,7 +156,7 @@
           <w:b w:val="0"/>
           <w:i w:val="0"/>
         </w:rPr>
-        <w:t>لا و بساحملا نم عقوم يبساحم ديق دنس دمتعم فرص دنس ةعرزملا ريدم نم عقوم 2012 رياربف رهش لالخ ينيز دمحأ خيشلا ةعرزم تافورصمب نايب",يداولاب ينيز دمحأ خيشلا ةعرزم," 639,55 ",(نجاودلا ةعرزم ةطساوب 2012رياربف رهش نع يداولاب ىنيز دمحا ةعرزم ىلع فرصنملا) ديقلا بسح,نيدم راعشا,"2012 رياربف ينيز دمحأ خيشلا ةعرزم فيراصم",ةعرزملا فيراصم,13/03/2012, 27/04/1433,729,1433,29, "هالعأ ةروكذملا تافورصملاب ريتاوف ينيز ةماسأ دمحأ خيشلا نم دمعم ينيز ةماسا خيشلا ىلا ةعرزملا ريدم نم هجوم اليفلاو ةعرزملا فيراصم عفد بلطب باطخ يلاملا ريدملا و بساحملا نم عقوم يبساحم ديق دنس دمتعم فرص دنس ةعرزملا ريدم نم عقوم 2012 رياني رهش لالخ ينيز دمحأ خيشلا ةعرزم تافورصمب نايب",يداولاب ينيز دمحأ خيشلا ةعرزم," 961,30 ",( 2012 رياني رهش نع يداولاب ىنيز دمحا ةعرزم ىلع فرصنملا) ديقلا بسح,نيدم راعشا,"2012 رياني ينيز دمحأ خيشلا ةعرزم فيراصم",ةعرزملا فيراصم,13/02/2012, 28/03/1433,523,1433,28, "هالعأ ةروكذملا تافورصملاب ريتاوف ينيز ةماسأ دمحأ خيشلا نم دمعم ينيز ةماسا خيشلا ىلا ةعرزملا ريدم نم هجوم اليفلاو ةعرزملا فيراصم عفد بلطب باطخ يلاملا ريدملا و بساحملا نم عقوم يبساحم ديق دنس دمتعم فرص دنس ةعرزملا ريدم نم عقوم 2011 ربمسيد رهش لالخ ينيز دمحأ خيشلا ةعرزم تافورصمب نايب",يداولاب ينيز دمحأ خيشلا ةعرزم," 431,46 ",(2012 ربمسيد رهش نع يداولاب ىنيز دمحا ةعرزم ىلع فرصنملا) ديقلا بسح,نيدم راعشا,"2011 ربمسيد ينيز دمحأ خيشلا ةعرزم فيراصم",ةعرزملا فيراصم,14/01/2012, 07/03/1433,419,1433,27, "هالعأ ةروكذملا تافورصملاب ريتاوف ينيز ةماسأ دمحأ خيشلا نم دمعم ينيز ةماسا خيشلا ىلا ةعرزملا ريدم نم هجوم اليفلاو ةعرزملا فيراصم عفد بلطب باطخ يلاملا ريدملا و بساحملا نم عقوم يبساحم ديق دنس ةعرزملا ريدم نم عقوم 2011 ربمفون رهش لالخ ينيز دمحأ خيشلا ةعرزم تافورصمب نايب دمتعم فرص دنس",يداولاب ينيز دمحأ خيشلا ةعرزم," 943,29 ",( 2011ربمفون رهش نع يداولاب ىنيز دمحا ةعرزم ىلع فرصنملا) ديقلا بسح,نيدم راعشا,"2011 ربمفون ينيز دمحأ خيشلا ةعرزم فيراصم",ةعرزملا فيراصم,14/12/2011, 07/02/1433,216,1433,26, "هالعأ ةروكذملا ةرتفلل تافورصملا ريتاوف ةعرزملا ريدم نم عقوم 2011 ربوتكا رهشل ةعرزملا فيراصمب نايب دمتعم فرص دنس ينيز ةماسأ خيشلا نم دمعم ينيز دباع خيشلا ىلا ةعرزملا ريدم نم ةهجوم عرازملا فيراصم لكب ماع باطخ يلاملا ريدملاو بساحملا نم عقوم ديق دنس",يداولاب ينيز دمحأ خيشلا ةعرزم," 864,51 ",2011/10 رهش نع نجاودلا ةعرزم ةطساوب ىداولاب ينيز دمحأ خيشلا ةعرزم ىلع فرصنملا,نيدم راعشا,"2011ربوتكأ ينيز دمحأ خيشلا ةعرزم فيراصم",ةعرزملا فيراصم,16/11/2011, 27/12/1432,2231,1432,25, "هالعأ ةروكذملا ةرتفلل تافورصملا ريتاوف 2011ربمتبس رهشل ةعرزملا فيراصمب نايب دمتعم فرص دنس ينيز ةماسأ خيشلا نم دمعم ينيز دباع خيشلا ىلا ةعرزملا ريدم نم ةهجوم عرازملا فيراصم لكب ماع باطخ يلاملا ريدملاو بساحملا نم عقوم ديق دنس",يداولاب ينيز دمحأ خيشلا ةعرزم," 623,56 ", 2011 ربمتبس رهش لالخ نجاودلا ةعرزم ةطساوب ىداولاب ينيز دمحأ خيشلا ةعرزم ىلع فرصنملا,نيدم راعشا,"2011 ربمتبس ينيز دمحأ خيشلا ةعرزم فيراصم",ةعرزملا فيراصم,12/10/2011, 22/11/1432,1989,1432,24, "هالعأ ةروكذملا ةرتفلل تافورصملا ريتاوف ةعرزملا ريدم نم عقوم 2011 ويلوي رهشل ةعرزملا فيراصمب نايب دمتعم فرص دنس ينيز ةماسأ خيشلا نم دمعم ينيز دباع خيشلا ىلا ةعرزملا ريدم نم ةهجوم عرازملا فيراصم لكب ماع باطخ يلاملا ريدملاو بساحملا نم عقوم ديق دنس",يداولاب ينيز دمحأ خيشلا ةعرزم," 215,46 ", 2011 سطسغا رهش نع نجاودلا ةعرزم ةطساوب ىداولاب ينيز دمحأ خيشلا ةعرزم ىلع فرصنملا,نيدم راعشا,"2011 سطسغأ ينيز دمحأ خيشلا ةعرزم فيراصم",ةعرزملا فيراصم,12/9/2011, 01/11/1432,1818,1432,23, "هالعأ ةروكذملا ةرتفلل تافورصملا ريتاوف ةعرزملا ريدم نم عقوم 2011 ويلوي رهشل ةعرزملا فيراصمب نايب دمتعم فرص دنس ينيز ةماسأ خيشلا نم دمعم ينيز دباع خيشلا ىلا ةعرزملا ريدم نم ةهجوم عرازملا فيراصم لكب ماع باطخ يلاملا ريدملاو بساحملا نم عقوم ديق دنس",يداولاب ينيز دمحأ خيشلا ةعرزم," 760,47 ", 2011ويلوي رهش نع نجاودلا ةعرزم ةطساوب ىداولاب ينيز دمحأ خيشلا ةعرزم ىلع فرصنملا,نيدم راعشا,"2011 ويلوي ينيز دمحأ خيشلا ةعرزم فيراصم",ةعرزملا فيراصم,15/08/2011, 14/10/1432,1709,1432,22, "هالعأ ةروكذملا ةرتفلل تافورصملا ريتاوف 2011 هينوي رهشل ةعرزملا فيراصمب نايب دمتعم فرص دنس ينيز ةماسأ خيشلا نم دمعم ينيز دباع خيشلا ىلا ةعرزملا ريدم نم ةهجوم عرازملا فيراصم لكب ماع باطخ يلاملا ريدملاو بساحملا نم عقوم ديق دنس",يداولاب ينيز دمحأ خيشلا ةعرزم," 925,38 ", 2011وينوي رهش نع نجاودلا ةعرزم ةطساوب ىداولاب ينيز دمحأ خيشلا ةعرزم ىلع فرصنملا,نيدم راعشا,"2011 وينوي ينيز دمحأ خيشلا ةعرزم فيراصم",ةعرزملا فيراصم,12/7/2011, 22/08/1432,1404,1432,21, "هالعأ ةروكذملا ةرتفلل تافورصملا ريتاوف ةعرزملا ريدم نم عقوم 2011 ويام رهشل ةعرزملا فيراصمب نايب دمتعم فرص دنس ينيز ةماسأ خيشلا نم دمعم ينيز دباع خيشلا ىلا ةعرزملا ريدم نم ةهجوم عرازملا فيراصم لكب ماع باطخ يلاملا ريدملاو بساحملا نم عقوم ديق دنس",يداولاب ينيز دمحأ خيشلا ةعرزم," 633,83 ", 2011ويام رهش نع نجاودلا ةعرزم ةطساوب ىداولاب ينيز دمحأ خيشلا ةعرزم ىلع فرصنملا,نيدم راعشا,"2011 ويام ينيز دمحأ خيشلا ةعرزم فيراصم",ةعرزملا فيراصم,11/6/2011, 20/07/1432,1217,1432,20, "هالعأ ةروكذملا ةرتفلل تافورصملا ريتاوف ةعرزملا ريدم نم عقوم 2011 ليربا رهشل ةعرزملا فيراصمب نايب دمتعم فرص دنس ينيز ةماسأ خيشلا نم دمعم ينيز دباع خيشلا ىلا ةعرزملا ريدم نم ةهجوم عرازملا فيراصم لكب ماع باطخ يلاملا ريدملاو بساحملا نم عقوم ديق دنس",يداولاب ينيز دمحأ خيشلا ةعرزم," 563,31 ", 2011ليربا رهش نع نجاودلا ةعرزم ةطساوب ىداولاب ينيز دمحأ خيشلا ةعرزم ىلع فرصنملا,نيدم راعشا,"2011 ليربأ ينيز دمحأ خيشلا ةعرزم فيراصم",ةعرزملا فيراصم,10/5/2011, 19/06/1432,1031,1432,19, "هالعأ ةروكذملا ةرتفلل تافورصملا ريتاوف ةعرزملا ريدم نم عقوم 2011 رياربف رهشل ةعرزملا فيراصمب نايب دمتعم فرص دنس ينيز ةماسأ خيشلا نم دمعم ينيز دباع خيشلا ىلا ةعرزملا ريدم نم ةهجوم عرازملا فيراصم لكب ماع باطخ يلاملا ريدملاو بساحملا نم عقوم ديق دنس",يداولاب ينيز دمحأ خيشلا ةعرزم," 077,40 ",2011 سرام رهش نع نجاودلا ةعرزم ةطساوب ىداولاب ينيز دمحأ خيشلا ةعرزم ىلع فرصنملا,نيدم راعشا,"2011 سرام ينيز دمحأ خيشلا ةعرزم فيراصم",ةعرزملا فيراصم,11/4/2011, 20/05/1432,851,1432,18, "ةعرزملا ريدم نم عقوم 2011 رياربف رهشل ةعرزملا فيراصمب نايب دمتعم فرص دنس ينيز ةماسأ خيشلا نم دمعم ينيز دباع خيشلا ىلا ةعرزملا ريدم نم ةهجوم عرازملا فيراصم لكب ماع باطخ يلاملا ريدملاو بساحملا نم عقوم ديق دنس",يداولاب ينيز دمحأ خيشلا ةعرزم," 008,36 ", 2011رياربف رهش نع نجاودلا ةعرزم ةطساوب ىداولاب ينيز دمحأ خيشلا ةعرزم ىلع فرصنملا,نيدم راعشا,"2011 رياربف ينيز دمحأ خيشلا ةعرزم فيراصم",ةعرزملا فيراصم,10/3/20</w:t>
+        <w:t>مد أسامة زيني" ,24,1433,1651,07/09/1433 ,11/7/2012,مصاريف المزرعة,"مصاريف مزرعة الشيخ أحمد زيني يونيو 2012","اشعار مدين شركة مزرعة وادي فاطمة للدواجن",حسب القيد (المنصرف على مزرعة احمد زينى بالوادي عن شهر يونيو2012)," 43,199 ",مزرعة الشيخ أحمد زيني بالوادي,"بيان بمصروفات مزرعة الشيخ أحمد زيني خلال شهر يونيو 2012 موقع من مدير المزرعة سند صرف معتمد سند قيد محاسبي موقع من المحاسب و المدير المالي خطاب بطلب دفع مصاريف المزرعة والفيلا موجه من مدير المزرعة الى الشيخ اسامة زيني معمد من الشيخ أحمد أسامة زيني فواتير بالمصروفات المذكورة أعلاه" ,25,1433,1909,19/10/1433 ,11/8/2012,مصاريف المزرعة,"مصاريف مزرعة الشيخ أحمد زيني يوليو 2012","اشعار مدين شركة مزرعة وادي فاطمة للدواجن",حسب القيد (المنصرف على مزرعة احمد زينى بالوادي عن شهر يوليو2012)," 87,601 ",مزرعة الشيخ أحمد زيني بالوادي,"بيان بمصروفات مزرعة الشيخ أحمد زيني خلال شهر يوليو 2012 موقع من مدير المزرعة سند صرف معتمد سند قيد محاسبي موقع من المحاسب و المدير المالي خطاب بطلب دفع مصاريف المزرعة والفيلا موجه من مدير المزرعة الى الشيخ اسامة زيني معمد من الشيخ أحمد أسامة زيني فواتير بالمصروفات المذكورة أعلاه" ,26,1433,2177,29/11/1433 ,11/9/2012,مصاريف المزرعة,"مصاريف مزرعة الشيخ أحمد زيني أغسطس 2012","اشعار مدين شركة مزرعة وادي فاطمة للدواجن",حسب القيد (المنصرف على مزرعة احمد زينى بالوادي عن شهر اغسطس 2012 )," 42,833 ",مزرعة الشيخ أحمد زيني بالوادي,"بيان بمصروفات مزرعة الشيخ أحمد زيني خلال شهر أغسطس 2012 موقع من مدير المزرعة سند صرف معتمد سند قيد محاسبي موقع من المحاسب و المدير المالي خطاب بطلب دفع مصاريف المزرعة والفيلا موجه من مدير المزرعة الى الشيخ اسامة زيني معمد من الشيخ أحمد أسامة زيني فواتير بالمصروفات المذكورة أعلاه" ,27,1433,2310,21/12/1433 ,9/10/2012,مصاريف المزرعة,"مصاريف مزرعة الشيخ أحمد زيني سبتمبر 2012","اشعار مدين شركة مزرعة وادي فاطمة للدواجن",حسب القيد (المنصرف على مزرعة احمد زينى بالوادي عن شهر سبتمبر2012)," 52,854 ",مزرعة الشيخ أحمد زيني بالوادي,"بيان بمصروفات مزرعة الشيخ أحمد زيني خلال شهر سبتمبر 2012 موقع من مدير المزرعة سند صرف معتمد سند قيد محاسبي موقع من المحاسب و المدير المالي خطاب بطلب دفع مصاريف المزرعة والفيلا موجه من مدير المزرعة الى الشيخ اسامة زيني معمد من الشيخ أحمد أسامة زيني فواتير بالمصروفات المذكورة أعلاه" ,28,1434,284,22/02/1434,10/12/2012,مصاريف المزرعة,"مصاريف مزرعة الشيخ أحمد زيني نوفمبر 2012","اشعار مدين شركة مزرعة وادي فاطمة للدواجن",المنصرف على مزرعة الشيخ / احمد زينى بالوادى عن شهر نوفمبر 2012," 53,995 ",مزرعة الشيخ أحمد زيني بالوادي,"بيان بمصروفات مزرعة الشيخ أحمد زيني خلال شهر أكتوبر 2012 موقع من مدير المزرعة سند صرف معتمد سند قيد محاسبي موقع من المحاسب و المدير المالي خطاب عام بكل مصاريف المزارع موجهة من مدير المزرعة الى الشيخ أسامة زيني فواتير المصروفات خلال الفترة المذكورة" ,29,1434,388,04/03/1434,8/1/2013,مصاريف المزرعة,"مصاريف مزرعة الشيخ أحمد زيني ديسمبر 2012","اشعار مدين شركة مزرعة وادي فاطمة للدواجن",المنصرف على مزرعة الشيخ / احمد زينى بالوادى عن شهر ديسمبر 2012," 29,162 ",مزرعة الشيخ أحمد زيني بالوادي,"بيان بمصروفات مزرعة الشيخ أحمد زيني خلال شهر نوفمبر 2012 موقع من مدير المزرعة سند قيد محاسبي موقع من المحاسب و المدير المالي أمر صرف نقدي خطاب عام بكل مصاريف المزارع موجهة من مدير المزرعة الى الشيخ أسامة زيني فواتير المصروفات خلال الفترة المذكورة" ,30,1434,663,15/04/1434,12/2/2013,مصاريف المزرعة,"مصاريف مزرعة الشيخ أحمد زيني يناير 2013","اشعار مدين شركة مزرعة وادي فاطمة للدواجن",المنصرف على مزرعة الشيخ / احمد زينى بالوادى عن شهر يناير 2013," 28,933 ",مزرعة الشيخ أحمد زيني بالوادي,"بيان بمصروفات مزرعة الشيخ أحمد زيني خلال شهر ديسمبر 2012 موقع من مدير المزرعة سند قيد محاسبي موقع من المحاسب و المدير المالي أمر صرف نقدي خطاب عام بكل مصاريف المزارع موجهة من مدير المزرعة الى الشيخ أسامة زيني فواتير المصروفات خلال الفترة المذكورة" ,31,1434,806,12/05/1434,10/3/2013,مصاريف المزرعة,"مصاريف مزرعة الشيخ أحمد زيني فبراير 2013","اشعار مدين شركة مزرعة وادي فاطمة للدواجن",المنصرف على مزرعة الشيخ / احمد زينى بالوادى عن شهر فبراير 2013 ," 52,144 ",مزرعة الشيخ أحمد زيني بالوادي,"بيان بمصروفات مزرعة الشيخ أحمد زيني خلال شهر فبراير 2012 موقع من مدير المزرعة سند قيد محاسبي موقع من المحاسب و المدير المالي خطاب عام بكل مصاريف المزارع موجهة من مدير المزرعة الى الشيخ أسامة زيني" ,32,1434,990,10/06/1434,10/4/2013,مصاريف المزرعة,"مصاريف مزرعة الشيخ أحمد زيني مارس 2013","اشعار مدين شركة مزرعة وادي فاطمة للدواجن",المنصرف على مزرعة الشيخ / احمد زينى بالوادى عن شهر مارس2013 ," 78,603 ",مزرعة الشيخ أحمد زيني بالوادي,"بيان بمصروفات مزرعة الشيخ أحمد زيني خلال شهر مارس 2013 موقع من مدير المزرعة سند قيد محاسبي موقع من المحاسب و المدير المالي خطاب عام بكل مصاريف المزارع موجهة من مدير المزرعة الى الشيخ عابد زيني معمد من الشيخ أحمد أسامة زيني" ,33,1434,1402,15/08/1434,6/6/2013,مصاريف المزرعة,"مصاريف مزرعة الشيخ أحمد زيني مايو 2013","اشعار مدين شركة مزرعة وادي فاطمة للدواجن",المنصرف على مزرعة الشيخ / احمد زينى بالوادى عن شهر مايو2013 ," 72,981 ",مزرعة الشيخ أحمد زيني بالوادي,"بيان بمصروفات مزرعة الشيخ أحمد زيني خلال شهر مايو 2013 موقع من مدير المزرعة سند قيد محاسبي موقع من المحاسب و المدير المالي خطاب عام بكل مصاريف المزارع موجهة من مدير المزرعة الى الشيخ أسامة زيني" ,34,1434,1817,12/10/1434,15/8/2013,مصاريف المزرعة,"مصاريف مزرعة الشيخ أحمد زيني يوليو 2013","اشعار مدين شركة مزرعة وادي فاطمة للدواجن",المنصرف على مزرعة الشيخ / احمد زينى بالوادى ومشروع الاغنام عن شهر يوليو2013 ," 71,995 ",مزرعة الشيخ أحمد زيني بالوادي,"بيان بمصروفات مزرعة الشيخ أحمد زيني خلال شهر يوليو 2013 موقع من مدير المزرعة سند قيد محاسبي موقع من المحاسب و المدير المالي خطاب عام بكل مصاريف المزارع موجهة من مدير المزرعة الى الشيخ أسامة زيني" ,35,1435,182,5/02/1435,9/11/2013,مصاريف المزرعة,"مصاريف مزرعة الشيخ أحمد زيني أكتوبر 2013","اشعار مدين شركة مزرعة وادي فاطمة للدواجن",المنصرف على شركة اسامة الزراعية والحيوانية عن شهر اكتوبر2013," 55,232 ",مزرعة الشيخ أحمد زيني بالوادي,"بيان بمصروفات مزرعة الشيخ أحمد زيني خلال شهر اكتوبر 2013 موقع من مدير المزرعة سند قيد محاسبي موقع من المحاسب و المدير المالي و المدير العام خطاب عام بكل مصاريف المزارع موجهة من مدير المزرعة الى الشيخ أسامة زيني" ,36,1435,752,6/3/2014,12/1/2014,مصاريف المزرعة,"مصاريف مزرعة الشيخ أحمد زيني ديسمبر 2013","اشعار مدين شركة مزرعة وادي فاطمة للدواجن",المنصرف على شركة اسامة زينى الزراعية والحيوانية عن شهر ديسمب</w:t>
       </w:r>
     </w:p>
     <w:p>
@@ -169,7 +169,7 @@
           <w:b w:val="0"/>
           <w:i w:val="0"/>
         </w:rPr>
-        <w:t>11, 15/04/1432,639,1432,17, "هالعأ ةروكذملا ةرتفلل تافورصملا ريتاوف ةعرزملا ريدم نم عقوم 2011 رياني رهشل ةعرزملا فيراصمب نايب دمتعم فرص دنس ينيز ةماسأ خيشلا نم دمعم ينيز دباع خيشلا ىلا ةعرزملا ريدم نم ةهجوم عرازملا فيراصم لكب ماع باطخ يلاملا ريدملاو بساحملا نم عقوم ديق دنس",يداولاب ينيز دمحأ خيشلا ةعرزم," 957,37 ",قفرملاك نجاودلا ةعرزم ةطساوب 2011رياني نع ىداولاب ينيز دمحأ خيشلا ةعرزم ىلع فرصنملا,نيدم راعشا,"2011 رياني ينيز دمحأ خيشلا ةعرزم فيراصم",ةعرزملا فيراصم,12/2/2011, 19/03/1432,470,1432,16, "هالعأ ةروكذملا ةرتفلل تافورصملا ريتاوف ةعرزملا ريدم نم عقوم 2010 ربمسيد رهشل ةعرزملا فيراصمب نايب دمتعم فرص دنس ينيز ةماسأ خيشلا نم دمعم ينيز دباع خيشلا ىلا ةعرزملا ريدم نم ةهجوم عرازملا فيراصم لكب ماع باطخ يلاملا ريدملاو بساحملا نم عقوم ديق دنس",يداولاب ينيز دمحأ خيشلا ةعرزم," 711,39 ",قفرملاك نجاودلا ةعرزم ةطساوب 2011ربمسيد نع ىداولاب ينيز دمحأ خيشلا ةعرزم ىلع فرصنملا,نيدم راعشا,"2010 ربمسيد ينيز دمحأ خيشلا ةعرزم فيراصم",ةعرزملا فيراصم,16/1/2011, 13/03/1432,446,1432,15, "هالعأ ةروكذملا ةرتفلل تافورصملا ريتاوف ةعرزملا ريدم نم عقوم 2010 ربمفون رهشل ةعرزملا فيراصمب نايب دمتعم فرص دنس ينيز ةماسأ خيشلا نم دمعم ينيز دباع خيشلا ىلا ةعرزملا ريدم نم ةهجوم عرازملا فيراصم لكب ماع باطخ يلاملا ريدملاو بساحملا نم عقوم يبساحم ديق دنس",يداولاب ينيز دمحأ خيشلا ةعرزم," 645,33 ",قفرملاك نجاودلا ةعرزم ةطساوب 2010ربمفون رهش نع ىداولاب ينيز دمحأ خيشلا ةعرزم ىلع فرصنملا,نيدم راعشا,"2010 ربمفون ينيز دمحأ خيشلا ةعرزم فيراصم",ةعرزملا فيراصم,19/12/2010, 20/01/1432,84,1432,14, " ةروكذملا ةرتفلل تافورصملاريتاوف ينيز دباع خيشلا ىلا ةعرزملا ريدم نم هجوم عرازملا فيراصم لكب ماع باطخ يلاملا ريدملا و بساحملا نم عقوم يبساحم ديق دنس دمتعم فرص دنس ةعرزملا ريدم نم عقوم 2010 ربوتكأ رهش لالخ ينيز دمحأ خيشلا ةعرزم تافورصمب نايب",يداولاب ينيز دمحأ خيشلا ةعرزم," 689,36 ",قفرملاك نجاودلا ةعرزم ةطساوب 2010ربوتكا رهش نع يداولاب ىنيز دمحا ةعرزم ىلع فرصنملا,نيدم راعشا,"2010 ربوتكأ ينيز دمحأ خيشلا ةعرزم فيراصم",ةعرزملا فيراصم,21/11/2010, 29/12/1431,3216,1431,13, " ةروكذملا ةرتفلل تافورصملاريتاوف ينيز دباع خيشلا ىلا ةعرزملا ريدم نم هجوم عرازملا فيراصم لكب ماع باطخ يلاملا ريدملا و بساحملا نم عقوم يبساحم ديق دنس دمتعم فرص دنس ةعرزملا ريدم نم عقوم 2010 ربمتبس رهش لالخ ينيز دمحأ خيشلا ةعرزم تافورصمب نايب",يداولاب ينيز دمحأ خيشلا ةعرزم," 826,37 ",قفرملاك نجاودلا ةعرزم ةطساوب 2010ربمتبس رهش نع يداولاب ىنيز دمحا ةعرزم ىلع فرصنملا,نيدم راعشا,"2010 ربمتبس ينيز دمحأ خيشلا ةعرزم فيراصم",ةعرزملا فيراصم,14/10/2010, 16/11/1431,2838,1431,12, " ةروكذملا ةرتفلل تافورصملاريتاوف ينيز دباع خيشلا ىلا ةعرزملا ريدم نم هجوم عرازملا فيراصم لكب ماع باطخ يلاملا ريدملا و بساحملا نم عقوم يبساحم ديق دنس دمتعم فرص دنس ةعرزملا ريدم نم عقوم 2010 سطسغأ رهش لالخ ينيز دمحأ خيشلا ةعرزم تافورصمب نايب",يداولاب ينيز دمحأ خيشلا ةعرزم," 429,27 ",قفرملاك نجاودلا ةعرزم ةطساوب 2010 سطسغا رهش نع يداولاب ىنيز دمحا ةعرزم ىلع فرصنملا,نيدم راعشا,"2010 سطسغأ ينيز دمحأ خيشلا ةعرزم فيراصم",ةعرزملا فيراصم,15/09/2010, 05/11/1431,2772,1431,11, " ينيز دباع خيشلا ىلا ةعرزملا ريدم نم هجوم عرازملا فيراصم لكب ماع باطخ يلاملا ريدملا و بساحملا نم عقوم يبساحم ديق دنس دمتعم فرص دنس ةعرزملا ريدم نم عقوم 2010 ويلوي رهش لالخ ينيز دمحأ خيشلا ةعرزم تافورصمب نايب",يداولاب ينيز دمحأ خيشلا ةعرزم," 947,101 ",قفرملاك نجاودلا ةعرزم ةطساوب 2010 ويلوي رهش نع يداولاب ىنيز دمحا ةعرزم ىلع فرصنملا,نيدم راعشا,"2010 ويلوي ينيز دمحأ خيشلا ةعرزم فيراصم",ةعرزملا فيراصم,17/08/2010, 05/11/1431,2771,1431,10, " ةروكذملا ةرتفلل فيراصملاريتاوف ينيز ةماسأ دمحأ خيشلا نم دمعم ينيز دباع خيشلا ىلا ةعرزملا ريدم نم هجوم عرازملا فيراصم لكب ماع باطخ يلاملا ريدملا و بساحملا نم عقوم يبساحم ديق دنس دمتعم فرص دنس ةعرزملا ريدم نم عقوم 2010 وينوي رهش لالخ ينيز دمحأ خيشلا ةعرزم تافورصمب نايب",يداولاب ينيز دمحأ خيشلا ةعرزم," 254,33 ",قفرملاك نجاودلا ةعرزم ةطساوب 2010 وينوي رهش نع ةمطاف ىداو ةعرزم ىلع فرصنملا,نيدم راعشا,"2010 وينوي ينيز دمحأ خيشلا ةعرزم فيراصم",ةعرزملا فيراصم,17/07/2010,13/08/1431,2124,1431,9, " ةروكذملا ةرتفلل فيراصملاريتاوف ينيز ةماسأ دمحأ خيشلا نم دمعم ينيز دباع خيشلا ىلا ةعرزملا ريدم نم هجوم عرازملا فيراصم لكب ماع باطخ يلاملا ريدملا و بساحملا نم عقوم يبساحم ديق دنس دمتعم فرص دنس ةعرزملا ريدم نم عقوم 2010 ويام رهش لالخ ينيز دمحأ خيشلا ةعرزم تافورصمب نايب",يداولاب ينيز دمحأ خيشلا ةعرزم," 678,40 ",نجاودلا ةعرزم ةطساوب 2010 ويام رهش نع ةمطاف ىداو ةعرزم ىلع فرصنملا,نيدم راعشا,"2010 ويام ينيز دمحأ خيشلا ةعرزم فيراصم",ةعرزملا فيراصم,24/06/2010,17/07/1431,1886,1431,8, " ةروكذملا ةرتفلل فيراصملاريتاوف ينيز ةماسأ دمحأ خيشلا نم دمعم ينيز دباع خيشلا ىلا ةعرزملا ريدم نم هجوم عرازملا فيراصم لكب ماع باطخ يلاملا ريدملا و بساحملا نم عقوم يبساحم ديق دنس دمتعم فرص دنس ةعرزملا ريدم نم عقوم 2010 ليربأ رهش لالخ ينيز دمحأ خيشلا ةعرزم تافورصمب نايب",يداولاب ينيز دمحأ خيشلا ةعرزم," 091,33 ",نجاودلا ةعرزم ةطساوب 2010 ليربا رهش نع ىداولاب ىنيز دمحا خيشلا ةعرزم ىلع فرصنملا,نيدم راعشا,"2010 ليربا ينيز دمحأ خيشلا ةعرزم فيراصم",ةعرزملا فيراصم,13/5/2010,25/06/1431,1663,1431,7, " ةروكذملا ةرتفلل تافورصملاريتاوف ينيز ةماسأ دمحأ خيشلا نم دمعم ينيز دباع خيشلا ىلا ةعرزملا ريدم نم هجوم عرازملا فيراصم لكب ماع باطخ يلاملا ريدملا و بساحملا نم عقوم يبساحم ديق دنس دمتعم فرص دنس ةعرزملا ريدم نم عقوم 2010 سرام رهش لالخ ينيز دمحأ خيشلا ةعرزم تافورصمب نايب",يداولاب ينيز دمحأ خيشلا ةعرزم," 206,34 ",قفرملاك نجاودلا ةعرزم ةطساوب 2010 سرام رهش لالخ ىداولا ةعرزم ىلع فرصنملا,نيدم راعشا,"2010 سرام ينيز دمحأ خيشلا ةعرزم فيراصم",ةعرزملا فيراصم,2/5/2010,25/05/1431,1386,1431,6, "دمتعم فرص دنس هفورصملا غلابملا ليصافت حضوي ينيز دمحا خيشلا ةعرزم فرشم نم باطخ يلاملا ريدملاو بساحملا نم عقوم يبساحم ديق دنس",يداولاب ينيز دمحأ خيشلا ةعرزم," 030,28 ",قفرملا ديمعتلاك ىنيز ىلع/ديسلا ةطساوب ةعونتم فيراصم+ نالزغ 2 ددع ةميق,يدقن,نالزغ 2 ددع ءارش ةميق,ةعرزملا فيراصم,14/04/2010,25/05/1431,1375,1431,5, " ةروكذملا ةرتفلل تافورصملاريتاوف ينيز ةماسأ دمحأ خيشلا نم دمعم ينيز دباع خيشلا ىلا ةعرزملا ريدم نم هجوم عرازملا فيراصم لكب ماع باطخ يلاملا ريدملا و بساحملا نم عقوم يبساحم ديق دنس ةعرزملا ريدم نم عقوم 2010 ربمفون رهش لالخ ينيز دمحأ خيشلا ةعرزم تافورصمب نايب",يداولاب ينيز دمحأ خيشلا ةعرزم," 051,40 ",قفرملاك نجاودلا ةعرزم ةطساوب 2010رياربف رهش نع ىداولاب ىنيز دمحا ةعرزم ىلع فرصنملا,نيدم راعشا,"2010 رياربف ي</w:t>
+        <w:t>ر 2013," 63,663 ",مزرعة الشيخ أحمد زيني بالوادي,"بيان بمصروفات مزرعة الشيخ أحمد زيني خلال شهر ديسمبر 2013 موقع من مدير المزرعة سند قيد محاسبي موقع من المحاسب و المدير المالي و المدير العام خطاب عام بكل مصاريف المزارع موجهة من مدير المزرعة الى الشيخ أسامة زيني" ,37,1435,955,7/4/2014,10/2/2014,مصاريف المزرعة,"مصاريف مزرعة الشيخ أحمد زيني يناير 2014","اشعار مدين شركة مزرعة وادي فاطمة للدواجن",المنصرف على شركة اسامة زينى الزراعية والحيوانية عن شهر يناير 2014," 74,967 ",مزرعة الشيخ أحمد زيني بالوادي,"بيان بمصروفات مزرعة الشيخ أحمد زيني خلال شهر يناير 2014 موقع من مدير المزرعة سند قيد محاسبي موقع من المحاسب و المدير المالي و المدير العام خطاب عام بكل مصاريف المزارع موجهة من مدير المزرعة الى الشيخ أسامة زيني" ,38,1435,957,7/4/2014,12/3/2014,مصاريف المزرعة,"مصاريف مزرعة الشيخ أحمد زيني فبراير 2014","اشعار مدين شركة مزرعة وادي فاطمة للدواجن",المنصرف على شركة اسامة الزراعية والحيوانية عن شهر فبراير2014," 86,377 ",مزرعة الشيخ أحمد زيني بالوادي,"بيان بمصروفات مزرعة الشيخ أحمد زيني خلال شهر فبراير 2014 موقع من مدير المزرعة سند قيد محاسبي موقع من المحاسب و المدير المالي و المدير العام خطاب عام بكل مصاريف المزارع موجهة من مدير المزرعة الى الشيخ أسامة زيني" ,39,1435,1136,4/5/2014,13/4/2014,مصاريف المزرعة,"مصاريف مزرعة الشيخ أحمد زيني مارس 2014","اشعار مدين شركة مزرعة وادي فاطمة للدواجن",المنصرف على شركة اسامة الزراعية والجيوانية عن شهر مارس 2014," 77,064 ",مزرعة الشيخ أحمد زيني بالوادي,"بيان بمصروفات مزرعة الشيخ أحمد زيني خلال شهر مارس 2014 موقع من مدير المزرعة سند قيد محاسبي موقع من المحاسب و المدير المالي و المدير العام خطاب عام بكل مصاريف المزارع موجهة من مدير المزرعة الى الشيخ أسامة زيني" ,40,1436,384,11/3/2015,14/01/2015,مصاريف المزرعة,"مصاريف مزرعة الشيخ أحمد زيني ديسمبر 2014","اشعار مدين شركة مزرعة وادي فاطمة للدواجن",المنصرف على شركة اسامة الزراعية بواسطة مزرعة الدواجن عن شهر ديسمبر 2014," 76,346 ",مزرعة الشيخ أحمد زيني بالوادي,"بيان بمصروفات مزرعة الشيخ أحمد زيني خلال شهر ديسمبر 2014 موقع من مدير المزرعة سند يومية تفصيلي موقع من المحاسب و المدير خطاب بمصاريف المزرعة موجهة من مدير المزرعة الى الشيخ أسامة زيني" ,41,1436,838,3/6/2015,13/4/2015,مصاريف المزرعة,"مصاريف مزرعة الشيخ أحمد زيني مارس 2015 ","اشعار مدين شركة مزرعة وادي فاطمة للدواجن",المنصرف على شركة اسامة الزراعية بواسطة مزرعة الدواجن عن شهر مارس 2015," 80,197 ",مزرعة الشيخ أحمد زيني بالوادي,"بيان بمصروفات مزرعة الشيخ أحمد زيني خلال شهر مارس 2015 موقع من مدير المزرعة سند يومية تفصيلي موقع من المحاسب و المدير خطاب بمصاريف المزرعة موجهة من مدير المزرعة الى الشيخ أسامة زيني" ,42,1436,1084,27/7/2015,9/6/2015,مصاريف المزرعة,"مصاريف مزرعة الشيخ أحمد زيني مايو 2015 ","اشعار مدين شركة مزرعة وادي فاطمة للدواجن",المنصرف على شركة اسامة الزراعية بواسطة مزرعة الدواجن عن شهر مايو 2015," 69,167 ",مزرعة الشيخ أحمد زيني بالوادي,"بيان بمصروفات مزرعة الشيخ أحمد زيني خلال شهر مايو 2015 موقع من مدير المزرعة سند يومية تفصيلي موقع من المحاسب و المدير خطاب بمصاريف المزرعة موجهة من مدير المزرعة الى الشيخ أسامة زيني" ,43,1436,1118,29/7/2015,14/7/2015,مصاريف المزرعة,"مصاريف مزرعة الشيخ أحمد زيني يونيو 2015 ","اشعار مدين شركة مزرعة وادي فاطمة للدواجن",المنصرف على شركة اسامة الزراعية بواسطة مزرعة الدواجن عن شهر يونيو 2015," 117,704 ",مزرعة الشيخ أحمد زيني بالوادي,"بيان بمصروفات مزرعة الشيخ أحمد زيني خلال شهر يونيو 2015 موقع من مدير المزرعة سند يومية تفصيلي موقع من المحاسب و المدير خطاب بمصاريف المزرعة موجهة من مدير المزرعة الى الشيخ أسامة زيني" مستندات غير متوفره ,,,,,,,,,, 9 ,, ,,,,,,,,,," 311,475 ",, ,التسلسل,السنة,رقم القيد,تاريخ الدفعة,نوع العملية,تصنيف العملية,"مستند الصرف (شيك / تحويل بنكي / نقد / اشعار مدين)",طبيعة العملية," المبلغ (ريال سعودي) ",إسم المستفيد,المستندات الداعمة ,1,1431,136,13/01/1431,16/02/2009,مصاريف المزرعة,"مصاريف مزرعة الشيخ أحمد زيني نوفمبر 2009",اشعار مدين,المنصرف على مزرعة احمد زينى بالوادى عن شهر نوفمبر2009 بواسطة مزرعة الدواجن كالمرفق ," 43,835 ",مزرعة الشيخ أحمد زيني بالوادي,"بيان بمصروفات مزرعة الشيخ أحمد زيني خلال شهر نوفمبر 2009 موقع من مدير المزرعة سند صرف معتمد سند قيد محاسبي موقع من المحاسب و المدير المالي خطاب عام بكل مصاريف المزارع موجه من مدير المزرعة الى الشيخ عابد زيني معمد من الشيخ أحمد أسامة زيني فواتيرالمصروفات للفترة المذكورة " ,2,1431,406,11/02/1431,17/01/2010,مصاريف المزرعة,"مصاريف مزرعة الشيخ أحمد زيني ديسمبر 2009",اشعار مدين,المنصرف على مزرعة احمد زينى بوادى فاطمة عن شهر ديسمبر2009 بواسطة مزرعة الدواجن كالمرفق," 35,464 ",مزرعة الشيخ أحمد زيني بالوادي,"بيان بمصروفات مزرعة الشيخ أحمد زيني خلال شهر ديسمبر 2009 موقع من مدير المزرعة سند صرف معتمد سند قيد محاسبي موقع من المحاسب و المدير المالي خطاب عام بكل مصاريف المزارع موجه من مدير المزرعة الى الشيخ عابد زيني معمد من الشيخ أحمد أسامة زيني فواتيرالمصروفات للفترة المذكورة " ,3,1431,1070,18/04/1431,13/02/2010,مصاريف المزرعة,"مصاريف مزرعة الشيخ أحمد زيني يناير 2010",اشعار مدين,المنصرف على مزرعة الوادى عن شهر يناير 2010 بواسطة مزرعة الدواجن كالمرفق," 22,867 ",مزرعة الشيخ أحمد زيني بالوادي,"بيان بمصروفات مزرعة الشيخ أحمد زيني خلال شهر يناير 2010 موقع من مدير المزرعة سند صرف معتمد سند قيد محاسبي موقع من المحاسب و المدير المالي خطاب عام بكل مصاريف المزارع موجه من مدير المزرعة الى الشيخ عابد زيني معمد من الشيخ أحمد أسامة زيني فواتيرالمصروفات للفترة المذكورة " ,4,1431,1221,29/04/1431,23/03/2010,مصاريف المزرعة,"مصاريف مزرعة الشيخ أحمد زيني فبراير 2010",اشعار مدين,المنصرف على مزرعة احمد زينى بالوادى عن شهر فبراير2010 بواسطة مزرعة الدواجن كالمرفق," 40,051 ",مزرعة الشيخ أحمد زيني بالوادي,"بيان بمصروفات مزرعة الشيخ أحمد زيني خلال شهر نوفمبر 2010 موقع من مدير المزرعة سند قيد محاسبي موقع من المحاسب و المدير المالي خطاب عام بكل مصاريف المزارع موجه من مدير المزرعة الى الشيخ عابد زيني معمد من الشيخ أحمد أسامة زيني فواتيرالمصروفات للفترة المذكورة " ,5,1431,1375,25/05/1431,14/04/2010,مصاريف المزرعة,قيمة شراء عدد 2 غزلان,نقدي,قيمة عدد 2 غزلان +مصاريف متنوعة بواسطة السيد/على زينى كالتعميد المرفق," 28,030 ",مزرعة الشيخ أحمد زيني بالوادي,"سند قيد محاسبي موقع من المحاسب والمدير المالي خطاب من مشرف مزرعة الشيخ احمد زيني يوضح تفاصيل المبالغ المصروفه سند صرف معتمد" ,6,1431,1386,25/05/1431,2/5/2010,مصاريف المزرعة,"مصاريف مزرعة الشيخ أحمد زيني مارس 2010",اشعار مدين,المنصرف على مزرعة الوادى خلال شهر ما</w:t>
       </w:r>
     </w:p>
     <w:p>
@@ -182,7 +182,7 @@
           <w:b w:val="0"/>
           <w:i w:val="0"/>
         </w:rPr>
-        <w:t>نيز دمحأ خيشلا ةعرزم فيراصم",ةعرزملا فيراصم,23/03/2010,29/04/1431,1221,1431,4, " ةروكذملا ةرتفلل تافورصملاريتاوف ينيز ةماسأ دمحأ خيشلا نم دمعم ينيز دباع خيشلا ىلا ةعرزملا ريدم نم هجوم عرازملا فيراصم لكب ماع باطخ يلاملا ريدملا و بساحملا نم عقوم يبساحم ديق دنس دمتعم فرص دنس ةعرزملا ريدم نم عقوم 2010 رياني رهش لالخ ينيز دمحأ خيشلا ةعرزم تافورصمب نايب",يداولاب ينيز دمحأ خيشلا ةعرزم," 867,22 ",قفرملاك نجاودلا ةعرزم ةطساوب 2010 رياني رهش نع ىداولا ةعرزم ىلع فرصنملا,نيدم راعشا,"2010 رياني ينيز دمحأ خيشلا ةعرزم فيراصم",ةعرزملا فيراصم,13/02/2010,18/04/1431,1070,1431,3, " ةروكذملا ةرتفلل تافورصملاريتاوف ينيز ةماسأ دمحأ خيشلا نم دمعم ينيز دباع خيشلا ىلا ةعرزملا ريدم نم هجوم عرازملا فيراصم لكب ماع باطخ يلاملا ريدملا و بساحملا نم عقوم يبساحم ديق دنس دمتعم فرص دنس ةعرزملا ريدم نم عقوم 2009 ربمسيد رهش لالخ ينيز دمحأ خيشلا ةعرزم تافورصمب نايب",يداولاب ينيز دمحأ خيشلا ةعرزم," 464,35 ",قفرملاك نجاودلا ةعرزم ةطساوب 2009ربمسيد رهش نع ةمطاف ىداوب ىنيز دمحا ةعرزم ىلع فرصنملا,نيدم راعشا,"2009 ربمسيد ينيز دمحأ خيشلا ةعرزم فيراصم",ةعرزملا فيراصم,17/01/2010,11/02/1431,406,1431,2, " ةروكذملا ةرتفلل تافورصملاريتاوف ينيز ةماسأ دمحأ خيشلا نم دمعم ينيز دباع خيشلا ىلا ةعرزملا ريدم نم هجوم عرازملا فيراصم لكب ماع باطخ يلاملا ريدملا و بساحملا نم عقوم يبساحم ديق دنس دمتعم فرص دنس ةعرزملا ريدم نم عقوم 2009 ربمفون رهش لالخ ينيز دمحأ خيشلا ةعرزم تافورصمب نايب",يداولاب ينيز دمحأ خيشلا ةعرزم," 835,43 ", قفرملاك نجاودلا ةعرزم ةطساوب 2009ربمفون رهش نع ىداولاب ىنيز دمحا ةعرزم ىلع فرصنملا,نيدم راعشا,"2009 ربمفون ينيز دمحأ خيشلا ةعرزم فيراصم",ةعرزملا فيراصم,16/02/2009,13/01/1431,136,1431,1, ةمعادلا تادنتسملا,ديفتسملا مسإ," (يدوعس لاير) غلبملا ",ةيلمعلا ةعيبط,"(نيدم راعشا / دقن / يكنب ليوحت / كيش) فرصلا دنتسم",ةيلمعلا فينصت,ةيلمعلا عون,ةعفدلا خيرات,ديقلا مقر,ةنسلا,لسلستلا, ,," 334,718,2 ",,,,,,,,,, ,, 52 ,,,,,,,,,, ةعرزملا فيراصم</w:t>
+        <w:t>رس 2010 بواسطة مزرعة الدواجن كالمرفق," 34,206 ",مزرعة الشيخ أحمد زيني بالوادي,"بيان بمصروفات مزرعة الشيخ أحمد زيني خلال شهر مارس 2010 موقع من مدير المزرعة سند صرف معتمد سند قيد محاسبي موقع من المحاسب و المدير المالي خطاب عام بكل مصاريف المزارع موجه من مدير المزرعة الى الشيخ عابد زيني معمد من الشيخ أحمد أسامة زيني فواتيرالمصروفات للفترة المذكورة " ,7,1431,1663,25/06/1431,13/5/2010,مصاريف المزرعة,"مصاريف مزرعة الشيخ أحمد زيني ابريل 2010",اشعار مدين,المنصرف على مزرعة الشيخ احمد زينى بالوادى عن شهر ابريل 2010 بواسطة مزرعة الدواجن," 33,091 ",مزرعة الشيخ أحمد زيني بالوادي,"بيان بمصروفات مزرعة الشيخ أحمد زيني خلال شهر أبريل 2010 موقع من مدير المزرعة سند صرف معتمد سند قيد محاسبي موقع من المحاسب و المدير المالي خطاب عام بكل مصاريف المزارع موجه من مدير المزرعة الى الشيخ عابد زيني معمد من الشيخ أحمد أسامة زيني فواتيرالمصاريف للفترة المذكورة " ,8,1431,1886,17/07/1431,24/06/2010,مصاريف المزرعة,"مصاريف مزرعة الشيخ أحمد زيني مايو 2010",اشعار مدين,المنصرف على مزرعة وادى فاطمة عن شهر مايو 2010 بواسطة مزرعة الدواجن," 40,678 ",مزرعة الشيخ أحمد زيني بالوادي,"بيان بمصروفات مزرعة الشيخ أحمد زيني خلال شهر مايو 2010 موقع من مدير المزرعة سند صرف معتمد سند قيد محاسبي موقع من المحاسب و المدير المالي خطاب عام بكل مصاريف المزارع موجه من مدير المزرعة الى الشيخ عابد زيني معمد من الشيخ أحمد أسامة زيني فواتيرالمصاريف للفترة المذكورة " ,9,1431,2124,13/08/1431,17/07/2010,مصاريف المزرعة,"مصاريف مزرعة الشيخ أحمد زيني يونيو 2010",اشعار مدين,المنصرف على مزرعة وادى فاطمة عن شهر يونيو 2010 بواسطة مزرعة الدواجن كالمرفق," 33,254 ",مزرعة الشيخ أحمد زيني بالوادي,"بيان بمصروفات مزرعة الشيخ أحمد زيني خلال شهر يونيو 2010 موقع من مدير المزرعة سند صرف معتمد سند قيد محاسبي موقع من المحاسب و المدير المالي خطاب عام بكل مصاريف المزارع موجه من مدير المزرعة الى الشيخ عابد زيني معمد من الشيخ أحمد أسامة زيني فواتيرالمصاريف للفترة المذكورة "</w:t>
       </w:r>
     </w:p>
     <w:sectPr>
